--- a/reports/manuscript/ManuscriptV3.docx
+++ b/reports/manuscript/ManuscriptV3.docx
@@ -2346,21 +2346,1435 @@
         <w:t xml:space="preserve">The system was first evaluated on a nine-category task derived from the International Skin Imaging Collaboration archive, comprising 197,137 photographs assessed by five-fold cross-validation, in which the material is divided into five parts and each part is assessed in turn by a system developed on the remaining four. Per-category performance is given in Table 1.</w:t>
       </w:r>
     </w:p>
-    <w:p>
-      <w:pPr>
-        <w:spacing w:after="130" w:before="60" w:line="300"/>
-        <w:jc w:val="both"/>
-      </w:pPr>
-      <w:r>
-        <w:rPr>
-          <w:rFonts w:ascii="Cambria" w:cs="Cambria" w:eastAsia="Cambria" w:hAnsi="Cambria"/>
-          <w:i/>
-          <w:iCs/>
-          <w:sz w:val="22"/>
-          <w:szCs w:val="22"/>
-        </w:rPr>
-        <w:t xml:space="preserve">[Nine-category model: per-class table pending computation]</w:t>
-      </w:r>
+    <w:tbl>
+      <w:tblPr>
+        <w:tblW w:type="dxa" w:w="9000"/>
+        <w:tblBorders>
+          <w:top w:val="single" w:color="000000" w:sz="6"/>
+          <w:left w:val="none"/>
+          <w:bottom w:val="single" w:color="000000" w:sz="6"/>
+          <w:right w:val="none"/>
+          <w:insideH w:val="single" w:color="BFBFBF" w:sz="2"/>
+          <w:insideV w:val="none"/>
+        </w:tblBorders>
+      </w:tblPr>
+      <w:tblGrid>
+        <w:gridCol w:w="1800"/>
+        <w:gridCol w:w="1800"/>
+        <w:gridCol w:w="1800"/>
+        <w:gridCol w:w="1800"/>
+        <w:gridCol w:w="1800"/>
+      </w:tblGrid>
+      <w:tr>
+        <w:trPr>
+          <w:tblHeader/>
+        </w:trPr>
+        <w:tc>
+          <w:tcPr>
+            <w:tcW w:type="dxa" w:w="1800"/>
+            <w:shd w:fill="EFEFEF" w:val="clear"/>
+            <w:tcMar>
+              <w:top w:type="dxa" w:w="50"/>
+              <w:left w:type="dxa" w:w="90"/>
+              <w:bottom w:type="dxa" w:w="50"/>
+              <w:right w:type="dxa" w:w="90"/>
+            </w:tcMar>
+          </w:tcPr>
+          <w:p>
+            <w:pPr>
+              <w:spacing w:after="10" w:before="10"/>
+              <w:jc w:val="left"/>
+            </w:pPr>
+            <w:r>
+              <w:rPr>
+                <w:rFonts w:ascii="Cambria" w:cs="Cambria" w:eastAsia="Cambria" w:hAnsi="Cambria"/>
+                <w:b/>
+                <w:bCs/>
+                <w:sz w:val="19"/>
+                <w:szCs w:val="19"/>
+              </w:rPr>
+              <w:t xml:space="preserve">Condition</w:t>
+            </w:r>
+          </w:p>
+        </w:tc>
+        <w:tc>
+          <w:tcPr>
+            <w:tcW w:type="dxa" w:w="1800"/>
+            <w:shd w:fill="EFEFEF" w:val="clear"/>
+            <w:tcMar>
+              <w:top w:type="dxa" w:w="50"/>
+              <w:left w:type="dxa" w:w="90"/>
+              <w:bottom w:type="dxa" w:w="50"/>
+              <w:right w:type="dxa" w:w="90"/>
+            </w:tcMar>
+          </w:tcPr>
+          <w:p>
+            <w:pPr>
+              <w:spacing w:after="10" w:before="10"/>
+              <w:jc w:val="center"/>
+            </w:pPr>
+            <w:r>
+              <w:rPr>
+                <w:rFonts w:ascii="Cambria" w:cs="Cambria" w:eastAsia="Cambria" w:hAnsi="Cambria"/>
+                <w:b/>
+                <w:bCs/>
+                <w:sz w:val="19"/>
+                <w:szCs w:val="19"/>
+              </w:rPr>
+              <w:t xml:space="preserve">Cases (n)</w:t>
+            </w:r>
+          </w:p>
+        </w:tc>
+        <w:tc>
+          <w:tcPr>
+            <w:tcW w:type="dxa" w:w="1800"/>
+            <w:shd w:fill="EFEFEF" w:val="clear"/>
+            <w:tcMar>
+              <w:top w:type="dxa" w:w="50"/>
+              <w:left w:type="dxa" w:w="90"/>
+              <w:bottom w:type="dxa" w:w="50"/>
+              <w:right w:type="dxa" w:w="90"/>
+            </w:tcMar>
+          </w:tcPr>
+          <w:p>
+            <w:pPr>
+              <w:spacing w:after="10" w:before="10"/>
+              <w:jc w:val="center"/>
+            </w:pPr>
+            <w:r>
+              <w:rPr>
+                <w:rFonts w:ascii="Cambria" w:cs="Cambria" w:eastAsia="Cambria" w:hAnsi="Cambria"/>
+                <w:b/>
+                <w:bCs/>
+                <w:sz w:val="19"/>
+                <w:szCs w:val="19"/>
+              </w:rPr>
+              <w:t xml:space="preserve">Sensitivity</w:t>
+            </w:r>
+          </w:p>
+        </w:tc>
+        <w:tc>
+          <w:tcPr>
+            <w:tcW w:type="dxa" w:w="1800"/>
+            <w:shd w:fill="EFEFEF" w:val="clear"/>
+            <w:tcMar>
+              <w:top w:type="dxa" w:w="50"/>
+              <w:left w:type="dxa" w:w="90"/>
+              <w:bottom w:type="dxa" w:w="50"/>
+              <w:right w:type="dxa" w:w="90"/>
+            </w:tcMar>
+          </w:tcPr>
+          <w:p>
+            <w:pPr>
+              <w:spacing w:after="10" w:before="10"/>
+              <w:jc w:val="center"/>
+            </w:pPr>
+            <w:r>
+              <w:rPr>
+                <w:rFonts w:ascii="Cambria" w:cs="Cambria" w:eastAsia="Cambria" w:hAnsi="Cambria"/>
+                <w:b/>
+                <w:bCs/>
+                <w:sz w:val="19"/>
+                <w:szCs w:val="19"/>
+              </w:rPr>
+              <w:t xml:space="preserve">Precision</w:t>
+            </w:r>
+          </w:p>
+        </w:tc>
+        <w:tc>
+          <w:tcPr>
+            <w:tcW w:type="dxa" w:w="1800"/>
+            <w:shd w:fill="EFEFEF" w:val="clear"/>
+            <w:tcMar>
+              <w:top w:type="dxa" w:w="50"/>
+              <w:left w:type="dxa" w:w="90"/>
+              <w:bottom w:type="dxa" w:w="50"/>
+              <w:right w:type="dxa" w:w="90"/>
+            </w:tcMar>
+          </w:tcPr>
+          <w:p>
+            <w:pPr>
+              <w:spacing w:after="10" w:before="10"/>
+              <w:jc w:val="center"/>
+            </w:pPr>
+            <w:r>
+              <w:rPr>
+                <w:rFonts w:ascii="Cambria" w:cs="Cambria" w:eastAsia="Cambria" w:hAnsi="Cambria"/>
+                <w:b/>
+                <w:bCs/>
+                <w:sz w:val="19"/>
+                <w:szCs w:val="19"/>
+              </w:rPr>
+              <w:t xml:space="preserve">F1</w:t>
+            </w:r>
+          </w:p>
+        </w:tc>
+      </w:tr>
+      <w:tr>
+        <w:trPr>
+          <w:tblHeader w:val="false"/>
+        </w:trPr>
+        <w:tc>
+          <w:tcPr>
+            <w:tcW w:type="dxa" w:w="1800"/>
+            <w:tcMar>
+              <w:top w:type="dxa" w:w="50"/>
+              <w:left w:type="dxa" w:w="90"/>
+              <w:bottom w:type="dxa" w:w="50"/>
+              <w:right w:type="dxa" w:w="90"/>
+            </w:tcMar>
+          </w:tcPr>
+          <w:p>
+            <w:pPr>
+              <w:spacing w:after="10" w:before="10"/>
+              <w:jc w:val="left"/>
+            </w:pPr>
+            <w:r>
+              <w:rPr>
+                <w:rFonts w:ascii="Cambria" w:cs="Cambria" w:eastAsia="Cambria" w:hAnsi="Cambria"/>
+                <w:b w:val="false"/>
+                <w:bCs w:val="false"/>
+                <w:sz w:val="19"/>
+                <w:szCs w:val="19"/>
+              </w:rPr>
+              <w:t xml:space="preserve">nv</w:t>
+            </w:r>
+          </w:p>
+        </w:tc>
+        <w:tc>
+          <w:tcPr>
+            <w:tcW w:type="dxa" w:w="1800"/>
+            <w:tcMar>
+              <w:top w:type="dxa" w:w="50"/>
+              <w:left w:type="dxa" w:w="90"/>
+              <w:bottom w:type="dxa" w:w="50"/>
+              <w:right w:type="dxa" w:w="90"/>
+            </w:tcMar>
+          </w:tcPr>
+          <w:p>
+            <w:pPr>
+              <w:spacing w:after="10" w:before="10"/>
+              <w:jc w:val="center"/>
+            </w:pPr>
+            <w:r>
+              <w:rPr>
+                <w:rFonts w:ascii="Cambria" w:cs="Cambria" w:eastAsia="Cambria" w:hAnsi="Cambria"/>
+                <w:b w:val="false"/>
+                <w:bCs w:val="false"/>
+                <w:sz w:val="19"/>
+                <w:szCs w:val="19"/>
+              </w:rPr>
+              <w:t xml:space="preserve">152261</w:t>
+            </w:r>
+          </w:p>
+        </w:tc>
+        <w:tc>
+          <w:tcPr>
+            <w:tcW w:type="dxa" w:w="1800"/>
+            <w:tcMar>
+              <w:top w:type="dxa" w:w="50"/>
+              <w:left w:type="dxa" w:w="90"/>
+              <w:bottom w:type="dxa" w:w="50"/>
+              <w:right w:type="dxa" w:w="90"/>
+            </w:tcMar>
+          </w:tcPr>
+          <w:p>
+            <w:pPr>
+              <w:spacing w:after="10" w:before="10"/>
+              <w:jc w:val="center"/>
+            </w:pPr>
+            <w:r>
+              <w:rPr>
+                <w:rFonts w:ascii="Cambria" w:cs="Cambria" w:eastAsia="Cambria" w:hAnsi="Cambria"/>
+                <w:b w:val="false"/>
+                <w:bCs w:val="false"/>
+                <w:sz w:val="19"/>
+                <w:szCs w:val="19"/>
+              </w:rPr>
+              <w:t xml:space="preserve">0.967</w:t>
+            </w:r>
+          </w:p>
+        </w:tc>
+        <w:tc>
+          <w:tcPr>
+            <w:tcW w:type="dxa" w:w="1800"/>
+            <w:tcMar>
+              <w:top w:type="dxa" w:w="50"/>
+              <w:left w:type="dxa" w:w="90"/>
+              <w:bottom w:type="dxa" w:w="50"/>
+              <w:right w:type="dxa" w:w="90"/>
+            </w:tcMar>
+          </w:tcPr>
+          <w:p>
+            <w:pPr>
+              <w:spacing w:after="10" w:before="10"/>
+              <w:jc w:val="center"/>
+            </w:pPr>
+            <w:r>
+              <w:rPr>
+                <w:rFonts w:ascii="Cambria" w:cs="Cambria" w:eastAsia="Cambria" w:hAnsi="Cambria"/>
+                <w:b w:val="false"/>
+                <w:bCs w:val="false"/>
+                <w:sz w:val="19"/>
+                <w:szCs w:val="19"/>
+              </w:rPr>
+              <w:t xml:space="preserve">0.973</w:t>
+            </w:r>
+          </w:p>
+        </w:tc>
+        <w:tc>
+          <w:tcPr>
+            <w:tcW w:type="dxa" w:w="1800"/>
+            <w:tcMar>
+              <w:top w:type="dxa" w:w="50"/>
+              <w:left w:type="dxa" w:w="90"/>
+              <w:bottom w:type="dxa" w:w="50"/>
+              <w:right w:type="dxa" w:w="90"/>
+            </w:tcMar>
+          </w:tcPr>
+          <w:p>
+            <w:pPr>
+              <w:spacing w:after="10" w:before="10"/>
+              <w:jc w:val="center"/>
+            </w:pPr>
+            <w:r>
+              <w:rPr>
+                <w:rFonts w:ascii="Cambria" w:cs="Cambria" w:eastAsia="Cambria" w:hAnsi="Cambria"/>
+                <w:b w:val="false"/>
+                <w:bCs w:val="false"/>
+                <w:sz w:val="19"/>
+                <w:szCs w:val="19"/>
+              </w:rPr>
+              <w:t xml:space="preserve">0.970</w:t>
+            </w:r>
+          </w:p>
+        </w:tc>
+      </w:tr>
+      <w:tr>
+        <w:trPr>
+          <w:tblHeader w:val="false"/>
+        </w:trPr>
+        <w:tc>
+          <w:tcPr>
+            <w:tcW w:type="dxa" w:w="1800"/>
+            <w:tcMar>
+              <w:top w:type="dxa" w:w="50"/>
+              <w:left w:type="dxa" w:w="90"/>
+              <w:bottom w:type="dxa" w:w="50"/>
+              <w:right w:type="dxa" w:w="90"/>
+            </w:tcMar>
+          </w:tcPr>
+          <w:p>
+            <w:pPr>
+              <w:spacing w:after="10" w:before="10"/>
+              <w:jc w:val="left"/>
+            </w:pPr>
+            <w:r>
+              <w:rPr>
+                <w:rFonts w:ascii="Cambria" w:cs="Cambria" w:eastAsia="Cambria" w:hAnsi="Cambria"/>
+                <w:b w:val="false"/>
+                <w:bCs w:val="false"/>
+                <w:sz w:val="19"/>
+                <w:szCs w:val="19"/>
+              </w:rPr>
+              <w:t xml:space="preserve">mel</w:t>
+            </w:r>
+          </w:p>
+        </w:tc>
+        <w:tc>
+          <w:tcPr>
+            <w:tcW w:type="dxa" w:w="1800"/>
+            <w:tcMar>
+              <w:top w:type="dxa" w:w="50"/>
+              <w:left w:type="dxa" w:w="90"/>
+              <w:bottom w:type="dxa" w:w="50"/>
+              <w:right w:type="dxa" w:w="90"/>
+            </w:tcMar>
+          </w:tcPr>
+          <w:p>
+            <w:pPr>
+              <w:spacing w:after="10" w:before="10"/>
+              <w:jc w:val="center"/>
+            </w:pPr>
+            <w:r>
+              <w:rPr>
+                <w:rFonts w:ascii="Cambria" w:cs="Cambria" w:eastAsia="Cambria" w:hAnsi="Cambria"/>
+                <w:b w:val="false"/>
+                <w:bCs w:val="false"/>
+                <w:sz w:val="19"/>
+                <w:szCs w:val="19"/>
+              </w:rPr>
+              <w:t xml:space="preserve">11664</w:t>
+            </w:r>
+          </w:p>
+        </w:tc>
+        <w:tc>
+          <w:tcPr>
+            <w:tcW w:type="dxa" w:w="1800"/>
+            <w:tcMar>
+              <w:top w:type="dxa" w:w="50"/>
+              <w:left w:type="dxa" w:w="90"/>
+              <w:bottom w:type="dxa" w:w="50"/>
+              <w:right w:type="dxa" w:w="90"/>
+            </w:tcMar>
+          </w:tcPr>
+          <w:p>
+            <w:pPr>
+              <w:spacing w:after="10" w:before="10"/>
+              <w:jc w:val="center"/>
+            </w:pPr>
+            <w:r>
+              <w:rPr>
+                <w:rFonts w:ascii="Cambria" w:cs="Cambria" w:eastAsia="Cambria" w:hAnsi="Cambria"/>
+                <w:b w:val="false"/>
+                <w:bCs w:val="false"/>
+                <w:sz w:val="19"/>
+                <w:szCs w:val="19"/>
+              </w:rPr>
+              <w:t xml:space="preserve">0.594</w:t>
+            </w:r>
+          </w:p>
+        </w:tc>
+        <w:tc>
+          <w:tcPr>
+            <w:tcW w:type="dxa" w:w="1800"/>
+            <w:tcMar>
+              <w:top w:type="dxa" w:w="50"/>
+              <w:left w:type="dxa" w:w="90"/>
+              <w:bottom w:type="dxa" w:w="50"/>
+              <w:right w:type="dxa" w:w="90"/>
+            </w:tcMar>
+          </w:tcPr>
+          <w:p>
+            <w:pPr>
+              <w:spacing w:after="10" w:before="10"/>
+              <w:jc w:val="center"/>
+            </w:pPr>
+            <w:r>
+              <w:rPr>
+                <w:rFonts w:ascii="Cambria" w:cs="Cambria" w:eastAsia="Cambria" w:hAnsi="Cambria"/>
+                <w:b w:val="false"/>
+                <w:bCs w:val="false"/>
+                <w:sz w:val="19"/>
+                <w:szCs w:val="19"/>
+              </w:rPr>
+              <w:t xml:space="preserve">0.607</w:t>
+            </w:r>
+          </w:p>
+        </w:tc>
+        <w:tc>
+          <w:tcPr>
+            <w:tcW w:type="dxa" w:w="1800"/>
+            <w:tcMar>
+              <w:top w:type="dxa" w:w="50"/>
+              <w:left w:type="dxa" w:w="90"/>
+              <w:bottom w:type="dxa" w:w="50"/>
+              <w:right w:type="dxa" w:w="90"/>
+            </w:tcMar>
+          </w:tcPr>
+          <w:p>
+            <w:pPr>
+              <w:spacing w:after="10" w:before="10"/>
+              <w:jc w:val="center"/>
+            </w:pPr>
+            <w:r>
+              <w:rPr>
+                <w:rFonts w:ascii="Cambria" w:cs="Cambria" w:eastAsia="Cambria" w:hAnsi="Cambria"/>
+                <w:b w:val="false"/>
+                <w:bCs w:val="false"/>
+                <w:sz w:val="19"/>
+                <w:szCs w:val="19"/>
+              </w:rPr>
+              <w:t xml:space="preserve">0.600</w:t>
+            </w:r>
+          </w:p>
+        </w:tc>
+      </w:tr>
+      <w:tr>
+        <w:trPr>
+          <w:tblHeader w:val="false"/>
+        </w:trPr>
+        <w:tc>
+          <w:tcPr>
+            <w:tcW w:type="dxa" w:w="1800"/>
+            <w:tcMar>
+              <w:top w:type="dxa" w:w="50"/>
+              <w:left w:type="dxa" w:w="90"/>
+              <w:bottom w:type="dxa" w:w="50"/>
+              <w:right w:type="dxa" w:w="90"/>
+            </w:tcMar>
+          </w:tcPr>
+          <w:p>
+            <w:pPr>
+              <w:spacing w:after="10" w:before="10"/>
+              <w:jc w:val="left"/>
+            </w:pPr>
+            <w:r>
+              <w:rPr>
+                <w:rFonts w:ascii="Cambria" w:cs="Cambria" w:eastAsia="Cambria" w:hAnsi="Cambria"/>
+                <w:b w:val="false"/>
+                <w:bCs w:val="false"/>
+                <w:sz w:val="19"/>
+                <w:szCs w:val="19"/>
+              </w:rPr>
+              <w:t xml:space="preserve">bcc</w:t>
+            </w:r>
+          </w:p>
+        </w:tc>
+        <w:tc>
+          <w:tcPr>
+            <w:tcW w:type="dxa" w:w="1800"/>
+            <w:tcMar>
+              <w:top w:type="dxa" w:w="50"/>
+              <w:left w:type="dxa" w:w="90"/>
+              <w:bottom w:type="dxa" w:w="50"/>
+              <w:right w:type="dxa" w:w="90"/>
+            </w:tcMar>
+          </w:tcPr>
+          <w:p>
+            <w:pPr>
+              <w:spacing w:after="10" w:before="10"/>
+              <w:jc w:val="center"/>
+            </w:pPr>
+            <w:r>
+              <w:rPr>
+                <w:rFonts w:ascii="Cambria" w:cs="Cambria" w:eastAsia="Cambria" w:hAnsi="Cambria"/>
+                <w:b w:val="false"/>
+                <w:bCs w:val="false"/>
+                <w:sz w:val="19"/>
+                <w:szCs w:val="19"/>
+              </w:rPr>
+              <w:t xml:space="preserve">10933</w:t>
+            </w:r>
+          </w:p>
+        </w:tc>
+        <w:tc>
+          <w:tcPr>
+            <w:tcW w:type="dxa" w:w="1800"/>
+            <w:tcMar>
+              <w:top w:type="dxa" w:w="50"/>
+              <w:left w:type="dxa" w:w="90"/>
+              <w:bottom w:type="dxa" w:w="50"/>
+              <w:right w:type="dxa" w:w="90"/>
+            </w:tcMar>
+          </w:tcPr>
+          <w:p>
+            <w:pPr>
+              <w:spacing w:after="10" w:before="10"/>
+              <w:jc w:val="center"/>
+            </w:pPr>
+            <w:r>
+              <w:rPr>
+                <w:rFonts w:ascii="Cambria" w:cs="Cambria" w:eastAsia="Cambria" w:hAnsi="Cambria"/>
+                <w:b w:val="false"/>
+                <w:bCs w:val="false"/>
+                <w:sz w:val="19"/>
+                <w:szCs w:val="19"/>
+              </w:rPr>
+              <w:t xml:space="preserve">0.761</w:t>
+            </w:r>
+          </w:p>
+        </w:tc>
+        <w:tc>
+          <w:tcPr>
+            <w:tcW w:type="dxa" w:w="1800"/>
+            <w:tcMar>
+              <w:top w:type="dxa" w:w="50"/>
+              <w:left w:type="dxa" w:w="90"/>
+              <w:bottom w:type="dxa" w:w="50"/>
+              <w:right w:type="dxa" w:w="90"/>
+            </w:tcMar>
+          </w:tcPr>
+          <w:p>
+            <w:pPr>
+              <w:spacing w:after="10" w:before="10"/>
+              <w:jc w:val="center"/>
+            </w:pPr>
+            <w:r>
+              <w:rPr>
+                <w:rFonts w:ascii="Cambria" w:cs="Cambria" w:eastAsia="Cambria" w:hAnsi="Cambria"/>
+                <w:b w:val="false"/>
+                <w:bCs w:val="false"/>
+                <w:sz w:val="19"/>
+                <w:szCs w:val="19"/>
+              </w:rPr>
+              <w:t xml:space="preserve">0.676</w:t>
+            </w:r>
+          </w:p>
+        </w:tc>
+        <w:tc>
+          <w:tcPr>
+            <w:tcW w:type="dxa" w:w="1800"/>
+            <w:tcMar>
+              <w:top w:type="dxa" w:w="50"/>
+              <w:left w:type="dxa" w:w="90"/>
+              <w:bottom w:type="dxa" w:w="50"/>
+              <w:right w:type="dxa" w:w="90"/>
+            </w:tcMar>
+          </w:tcPr>
+          <w:p>
+            <w:pPr>
+              <w:spacing w:after="10" w:before="10"/>
+              <w:jc w:val="center"/>
+            </w:pPr>
+            <w:r>
+              <w:rPr>
+                <w:rFonts w:ascii="Cambria" w:cs="Cambria" w:eastAsia="Cambria" w:hAnsi="Cambria"/>
+                <w:b w:val="false"/>
+                <w:bCs w:val="false"/>
+                <w:sz w:val="19"/>
+                <w:szCs w:val="19"/>
+              </w:rPr>
+              <w:t xml:space="preserve">0.716</w:t>
+            </w:r>
+          </w:p>
+        </w:tc>
+      </w:tr>
+      <w:tr>
+        <w:trPr>
+          <w:tblHeader w:val="false"/>
+        </w:trPr>
+        <w:tc>
+          <w:tcPr>
+            <w:tcW w:type="dxa" w:w="1800"/>
+            <w:tcMar>
+              <w:top w:type="dxa" w:w="50"/>
+              <w:left w:type="dxa" w:w="90"/>
+              <w:bottom w:type="dxa" w:w="50"/>
+              <w:right w:type="dxa" w:w="90"/>
+            </w:tcMar>
+          </w:tcPr>
+          <w:p>
+            <w:pPr>
+              <w:spacing w:after="10" w:before="10"/>
+              <w:jc w:val="left"/>
+            </w:pPr>
+            <w:r>
+              <w:rPr>
+                <w:rFonts w:ascii="Cambria" w:cs="Cambria" w:eastAsia="Cambria" w:hAnsi="Cambria"/>
+                <w:b w:val="false"/>
+                <w:bCs w:val="false"/>
+                <w:sz w:val="19"/>
+                <w:szCs w:val="19"/>
+              </w:rPr>
+              <w:t xml:space="preserve">bkl</w:t>
+            </w:r>
+          </w:p>
+        </w:tc>
+        <w:tc>
+          <w:tcPr>
+            <w:tcW w:type="dxa" w:w="1800"/>
+            <w:tcMar>
+              <w:top w:type="dxa" w:w="50"/>
+              <w:left w:type="dxa" w:w="90"/>
+              <w:bottom w:type="dxa" w:w="50"/>
+              <w:right w:type="dxa" w:w="90"/>
+            </w:tcMar>
+          </w:tcPr>
+          <w:p>
+            <w:pPr>
+              <w:spacing w:after="10" w:before="10"/>
+              <w:jc w:val="center"/>
+            </w:pPr>
+            <w:r>
+              <w:rPr>
+                <w:rFonts w:ascii="Cambria" w:cs="Cambria" w:eastAsia="Cambria" w:hAnsi="Cambria"/>
+                <w:b w:val="false"/>
+                <w:bCs w:val="false"/>
+                <w:sz w:val="19"/>
+                <w:szCs w:val="19"/>
+              </w:rPr>
+              <w:t xml:space="preserve">8574</w:t>
+            </w:r>
+          </w:p>
+        </w:tc>
+        <w:tc>
+          <w:tcPr>
+            <w:tcW w:type="dxa" w:w="1800"/>
+            <w:tcMar>
+              <w:top w:type="dxa" w:w="50"/>
+              <w:left w:type="dxa" w:w="90"/>
+              <w:bottom w:type="dxa" w:w="50"/>
+              <w:right w:type="dxa" w:w="90"/>
+            </w:tcMar>
+          </w:tcPr>
+          <w:p>
+            <w:pPr>
+              <w:spacing w:after="10" w:before="10"/>
+              <w:jc w:val="center"/>
+            </w:pPr>
+            <w:r>
+              <w:rPr>
+                <w:rFonts w:ascii="Cambria" w:cs="Cambria" w:eastAsia="Cambria" w:hAnsi="Cambria"/>
+                <w:b w:val="false"/>
+                <w:bCs w:val="false"/>
+                <w:sz w:val="19"/>
+                <w:szCs w:val="19"/>
+              </w:rPr>
+              <w:t xml:space="preserve">0.552</w:t>
+            </w:r>
+          </w:p>
+        </w:tc>
+        <w:tc>
+          <w:tcPr>
+            <w:tcW w:type="dxa" w:w="1800"/>
+            <w:tcMar>
+              <w:top w:type="dxa" w:w="50"/>
+              <w:left w:type="dxa" w:w="90"/>
+              <w:bottom w:type="dxa" w:w="50"/>
+              <w:right w:type="dxa" w:w="90"/>
+            </w:tcMar>
+          </w:tcPr>
+          <w:p>
+            <w:pPr>
+              <w:spacing w:after="10" w:before="10"/>
+              <w:jc w:val="center"/>
+            </w:pPr>
+            <w:r>
+              <w:rPr>
+                <w:rFonts w:ascii="Cambria" w:cs="Cambria" w:eastAsia="Cambria" w:hAnsi="Cambria"/>
+                <w:b w:val="false"/>
+                <w:bCs w:val="false"/>
+                <w:sz w:val="19"/>
+                <w:szCs w:val="19"/>
+              </w:rPr>
+              <w:t xml:space="preserve">0.507</w:t>
+            </w:r>
+          </w:p>
+        </w:tc>
+        <w:tc>
+          <w:tcPr>
+            <w:tcW w:type="dxa" w:w="1800"/>
+            <w:tcMar>
+              <w:top w:type="dxa" w:w="50"/>
+              <w:left w:type="dxa" w:w="90"/>
+              <w:bottom w:type="dxa" w:w="50"/>
+              <w:right w:type="dxa" w:w="90"/>
+            </w:tcMar>
+          </w:tcPr>
+          <w:p>
+            <w:pPr>
+              <w:spacing w:after="10" w:before="10"/>
+              <w:jc w:val="center"/>
+            </w:pPr>
+            <w:r>
+              <w:rPr>
+                <w:rFonts w:ascii="Cambria" w:cs="Cambria" w:eastAsia="Cambria" w:hAnsi="Cambria"/>
+                <w:b w:val="false"/>
+                <w:bCs w:val="false"/>
+                <w:sz w:val="19"/>
+                <w:szCs w:val="19"/>
+              </w:rPr>
+              <w:t xml:space="preserve">0.529</w:t>
+            </w:r>
+          </w:p>
+        </w:tc>
+      </w:tr>
+      <w:tr>
+        <w:trPr>
+          <w:tblHeader w:val="false"/>
+        </w:trPr>
+        <w:tc>
+          <w:tcPr>
+            <w:tcW w:type="dxa" w:w="1800"/>
+            <w:tcMar>
+              <w:top w:type="dxa" w:w="50"/>
+              <w:left w:type="dxa" w:w="90"/>
+              <w:bottom w:type="dxa" w:w="50"/>
+              <w:right w:type="dxa" w:w="90"/>
+            </w:tcMar>
+          </w:tcPr>
+          <w:p>
+            <w:pPr>
+              <w:spacing w:after="10" w:before="10"/>
+              <w:jc w:val="left"/>
+            </w:pPr>
+            <w:r>
+              <w:rPr>
+                <w:rFonts w:ascii="Cambria" w:cs="Cambria" w:eastAsia="Cambria" w:hAnsi="Cambria"/>
+                <w:b w:val="false"/>
+                <w:bCs w:val="false"/>
+                <w:sz w:val="19"/>
+                <w:szCs w:val="19"/>
+              </w:rPr>
+              <w:t xml:space="preserve">ak</w:t>
+            </w:r>
+          </w:p>
+        </w:tc>
+        <w:tc>
+          <w:tcPr>
+            <w:tcW w:type="dxa" w:w="1800"/>
+            <w:tcMar>
+              <w:top w:type="dxa" w:w="50"/>
+              <w:left w:type="dxa" w:w="90"/>
+              <w:bottom w:type="dxa" w:w="50"/>
+              <w:right w:type="dxa" w:w="90"/>
+            </w:tcMar>
+          </w:tcPr>
+          <w:p>
+            <w:pPr>
+              <w:spacing w:after="10" w:before="10"/>
+              <w:jc w:val="center"/>
+            </w:pPr>
+            <w:r>
+              <w:rPr>
+                <w:rFonts w:ascii="Cambria" w:cs="Cambria" w:eastAsia="Cambria" w:hAnsi="Cambria"/>
+                <w:b w:val="false"/>
+                <w:bCs w:val="false"/>
+                <w:sz w:val="19"/>
+                <w:szCs w:val="19"/>
+              </w:rPr>
+              <w:t xml:space="preserve">4832</w:t>
+            </w:r>
+          </w:p>
+        </w:tc>
+        <w:tc>
+          <w:tcPr>
+            <w:tcW w:type="dxa" w:w="1800"/>
+            <w:tcMar>
+              <w:top w:type="dxa" w:w="50"/>
+              <w:left w:type="dxa" w:w="90"/>
+              <w:bottom w:type="dxa" w:w="50"/>
+              <w:right w:type="dxa" w:w="90"/>
+            </w:tcMar>
+          </w:tcPr>
+          <w:p>
+            <w:pPr>
+              <w:spacing w:after="10" w:before="10"/>
+              <w:jc w:val="center"/>
+            </w:pPr>
+            <w:r>
+              <w:rPr>
+                <w:rFonts w:ascii="Cambria" w:cs="Cambria" w:eastAsia="Cambria" w:hAnsi="Cambria"/>
+                <w:b w:val="false"/>
+                <w:bCs w:val="false"/>
+                <w:sz w:val="19"/>
+                <w:szCs w:val="19"/>
+              </w:rPr>
+              <w:t xml:space="preserve">0.500</w:t>
+            </w:r>
+          </w:p>
+        </w:tc>
+        <w:tc>
+          <w:tcPr>
+            <w:tcW w:type="dxa" w:w="1800"/>
+            <w:tcMar>
+              <w:top w:type="dxa" w:w="50"/>
+              <w:left w:type="dxa" w:w="90"/>
+              <w:bottom w:type="dxa" w:w="50"/>
+              <w:right w:type="dxa" w:w="90"/>
+            </w:tcMar>
+          </w:tcPr>
+          <w:p>
+            <w:pPr>
+              <w:spacing w:after="10" w:before="10"/>
+              <w:jc w:val="center"/>
+            </w:pPr>
+            <w:r>
+              <w:rPr>
+                <w:rFonts w:ascii="Cambria" w:cs="Cambria" w:eastAsia="Cambria" w:hAnsi="Cambria"/>
+                <w:b w:val="false"/>
+                <w:bCs w:val="false"/>
+                <w:sz w:val="19"/>
+                <w:szCs w:val="19"/>
+              </w:rPr>
+              <w:t xml:space="preserve">0.637</w:t>
+            </w:r>
+          </w:p>
+        </w:tc>
+        <w:tc>
+          <w:tcPr>
+            <w:tcW w:type="dxa" w:w="1800"/>
+            <w:tcMar>
+              <w:top w:type="dxa" w:w="50"/>
+              <w:left w:type="dxa" w:w="90"/>
+              <w:bottom w:type="dxa" w:w="50"/>
+              <w:right w:type="dxa" w:w="90"/>
+            </w:tcMar>
+          </w:tcPr>
+          <w:p>
+            <w:pPr>
+              <w:spacing w:after="10" w:before="10"/>
+              <w:jc w:val="center"/>
+            </w:pPr>
+            <w:r>
+              <w:rPr>
+                <w:rFonts w:ascii="Cambria" w:cs="Cambria" w:eastAsia="Cambria" w:hAnsi="Cambria"/>
+                <w:b w:val="false"/>
+                <w:bCs w:val="false"/>
+                <w:sz w:val="19"/>
+                <w:szCs w:val="19"/>
+              </w:rPr>
+              <w:t xml:space="preserve">0.560</w:t>
+            </w:r>
+          </w:p>
+        </w:tc>
+      </w:tr>
+      <w:tr>
+        <w:trPr>
+          <w:tblHeader w:val="false"/>
+        </w:trPr>
+        <w:tc>
+          <w:tcPr>
+            <w:tcW w:type="dxa" w:w="1800"/>
+            <w:tcMar>
+              <w:top w:type="dxa" w:w="50"/>
+              <w:left w:type="dxa" w:w="90"/>
+              <w:bottom w:type="dxa" w:w="50"/>
+              <w:right w:type="dxa" w:w="90"/>
+            </w:tcMar>
+          </w:tcPr>
+          <w:p>
+            <w:pPr>
+              <w:spacing w:after="10" w:before="10"/>
+              <w:jc w:val="left"/>
+            </w:pPr>
+            <w:r>
+              <w:rPr>
+                <w:rFonts w:ascii="Cambria" w:cs="Cambria" w:eastAsia="Cambria" w:hAnsi="Cambria"/>
+                <w:b w:val="false"/>
+                <w:bCs w:val="false"/>
+                <w:sz w:val="19"/>
+                <w:szCs w:val="19"/>
+              </w:rPr>
+              <w:t xml:space="preserve">normal</w:t>
+            </w:r>
+          </w:p>
+        </w:tc>
+        <w:tc>
+          <w:tcPr>
+            <w:tcW w:type="dxa" w:w="1800"/>
+            <w:tcMar>
+              <w:top w:type="dxa" w:w="50"/>
+              <w:left w:type="dxa" w:w="90"/>
+              <w:bottom w:type="dxa" w:w="50"/>
+              <w:right w:type="dxa" w:w="90"/>
+            </w:tcMar>
+          </w:tcPr>
+          <w:p>
+            <w:pPr>
+              <w:spacing w:after="10" w:before="10"/>
+              <w:jc w:val="center"/>
+            </w:pPr>
+            <w:r>
+              <w:rPr>
+                <w:rFonts w:ascii="Cambria" w:cs="Cambria" w:eastAsia="Cambria" w:hAnsi="Cambria"/>
+                <w:b w:val="false"/>
+                <w:bCs w:val="false"/>
+                <w:sz w:val="19"/>
+                <w:szCs w:val="19"/>
+              </w:rPr>
+              <w:t xml:space="preserve">3931</w:t>
+            </w:r>
+          </w:p>
+        </w:tc>
+        <w:tc>
+          <w:tcPr>
+            <w:tcW w:type="dxa" w:w="1800"/>
+            <w:tcMar>
+              <w:top w:type="dxa" w:w="50"/>
+              <w:left w:type="dxa" w:w="90"/>
+              <w:bottom w:type="dxa" w:w="50"/>
+              <w:right w:type="dxa" w:w="90"/>
+            </w:tcMar>
+          </w:tcPr>
+          <w:p>
+            <w:pPr>
+              <w:spacing w:after="10" w:before="10"/>
+              <w:jc w:val="center"/>
+            </w:pPr>
+            <w:r>
+              <w:rPr>
+                <w:rFonts w:ascii="Cambria" w:cs="Cambria" w:eastAsia="Cambria" w:hAnsi="Cambria"/>
+                <w:b w:val="false"/>
+                <w:bCs w:val="false"/>
+                <w:sz w:val="19"/>
+                <w:szCs w:val="19"/>
+              </w:rPr>
+              <w:t xml:space="preserve">0.988</w:t>
+            </w:r>
+          </w:p>
+        </w:tc>
+        <w:tc>
+          <w:tcPr>
+            <w:tcW w:type="dxa" w:w="1800"/>
+            <w:tcMar>
+              <w:top w:type="dxa" w:w="50"/>
+              <w:left w:type="dxa" w:w="90"/>
+              <w:bottom w:type="dxa" w:w="50"/>
+              <w:right w:type="dxa" w:w="90"/>
+            </w:tcMar>
+          </w:tcPr>
+          <w:p>
+            <w:pPr>
+              <w:spacing w:after="10" w:before="10"/>
+              <w:jc w:val="center"/>
+            </w:pPr>
+            <w:r>
+              <w:rPr>
+                <w:rFonts w:ascii="Cambria" w:cs="Cambria" w:eastAsia="Cambria" w:hAnsi="Cambria"/>
+                <w:b w:val="false"/>
+                <w:bCs w:val="false"/>
+                <w:sz w:val="19"/>
+                <w:szCs w:val="19"/>
+              </w:rPr>
+              <w:t xml:space="preserve">0.992</w:t>
+            </w:r>
+          </w:p>
+        </w:tc>
+        <w:tc>
+          <w:tcPr>
+            <w:tcW w:type="dxa" w:w="1800"/>
+            <w:tcMar>
+              <w:top w:type="dxa" w:w="50"/>
+              <w:left w:type="dxa" w:w="90"/>
+              <w:bottom w:type="dxa" w:w="50"/>
+              <w:right w:type="dxa" w:w="90"/>
+            </w:tcMar>
+          </w:tcPr>
+          <w:p>
+            <w:pPr>
+              <w:spacing w:after="10" w:before="10"/>
+              <w:jc w:val="center"/>
+            </w:pPr>
+            <w:r>
+              <w:rPr>
+                <w:rFonts w:ascii="Cambria" w:cs="Cambria" w:eastAsia="Cambria" w:hAnsi="Cambria"/>
+                <w:b w:val="false"/>
+                <w:bCs w:val="false"/>
+                <w:sz w:val="19"/>
+                <w:szCs w:val="19"/>
+              </w:rPr>
+              <w:t xml:space="preserve">0.990</w:t>
+            </w:r>
+          </w:p>
+        </w:tc>
+      </w:tr>
+      <w:tr>
+        <w:trPr>
+          <w:tblHeader w:val="false"/>
+        </w:trPr>
+        <w:tc>
+          <w:tcPr>
+            <w:tcW w:type="dxa" w:w="1800"/>
+            <w:tcMar>
+              <w:top w:type="dxa" w:w="50"/>
+              <w:left w:type="dxa" w:w="90"/>
+              <w:bottom w:type="dxa" w:w="50"/>
+              <w:right w:type="dxa" w:w="90"/>
+            </w:tcMar>
+          </w:tcPr>
+          <w:p>
+            <w:pPr>
+              <w:spacing w:after="10" w:before="10"/>
+              <w:jc w:val="left"/>
+            </w:pPr>
+            <w:r>
+              <w:rPr>
+                <w:rFonts w:ascii="Cambria" w:cs="Cambria" w:eastAsia="Cambria" w:hAnsi="Cambria"/>
+                <w:b w:val="false"/>
+                <w:bCs w:val="false"/>
+                <w:sz w:val="19"/>
+                <w:szCs w:val="19"/>
+              </w:rPr>
+              <w:t xml:space="preserve">scc</w:t>
+            </w:r>
+          </w:p>
+        </w:tc>
+        <w:tc>
+          <w:tcPr>
+            <w:tcW w:type="dxa" w:w="1800"/>
+            <w:tcMar>
+              <w:top w:type="dxa" w:w="50"/>
+              <w:left w:type="dxa" w:w="90"/>
+              <w:bottom w:type="dxa" w:w="50"/>
+              <w:right w:type="dxa" w:w="90"/>
+            </w:tcMar>
+          </w:tcPr>
+          <w:p>
+            <w:pPr>
+              <w:spacing w:after="10" w:before="10"/>
+              <w:jc w:val="center"/>
+            </w:pPr>
+            <w:r>
+              <w:rPr>
+                <w:rFonts w:ascii="Cambria" w:cs="Cambria" w:eastAsia="Cambria" w:hAnsi="Cambria"/>
+                <w:b w:val="false"/>
+                <w:bCs w:val="false"/>
+                <w:sz w:val="19"/>
+                <w:szCs w:val="19"/>
+              </w:rPr>
+              <w:t xml:space="preserve">2853</w:t>
+            </w:r>
+          </w:p>
+        </w:tc>
+        <w:tc>
+          <w:tcPr>
+            <w:tcW w:type="dxa" w:w="1800"/>
+            <w:tcMar>
+              <w:top w:type="dxa" w:w="50"/>
+              <w:left w:type="dxa" w:w="90"/>
+              <w:bottom w:type="dxa" w:w="50"/>
+              <w:right w:type="dxa" w:w="90"/>
+            </w:tcMar>
+          </w:tcPr>
+          <w:p>
+            <w:pPr>
+              <w:spacing w:after="10" w:before="10"/>
+              <w:jc w:val="center"/>
+            </w:pPr>
+            <w:r>
+              <w:rPr>
+                <w:rFonts w:ascii="Cambria" w:cs="Cambria" w:eastAsia="Cambria" w:hAnsi="Cambria"/>
+                <w:b w:val="false"/>
+                <w:bCs w:val="false"/>
+                <w:sz w:val="19"/>
+                <w:szCs w:val="19"/>
+              </w:rPr>
+              <w:t xml:space="preserve">0.435</w:t>
+            </w:r>
+          </w:p>
+        </w:tc>
+        <w:tc>
+          <w:tcPr>
+            <w:tcW w:type="dxa" w:w="1800"/>
+            <w:tcMar>
+              <w:top w:type="dxa" w:w="50"/>
+              <w:left w:type="dxa" w:w="90"/>
+              <w:bottom w:type="dxa" w:w="50"/>
+              <w:right w:type="dxa" w:w="90"/>
+            </w:tcMar>
+          </w:tcPr>
+          <w:p>
+            <w:pPr>
+              <w:spacing w:after="10" w:before="10"/>
+              <w:jc w:val="center"/>
+            </w:pPr>
+            <w:r>
+              <w:rPr>
+                <w:rFonts w:ascii="Cambria" w:cs="Cambria" w:eastAsia="Cambria" w:hAnsi="Cambria"/>
+                <w:b w:val="false"/>
+                <w:bCs w:val="false"/>
+                <w:sz w:val="19"/>
+                <w:szCs w:val="19"/>
+              </w:rPr>
+              <w:t xml:space="preserve">0.397</w:t>
+            </w:r>
+          </w:p>
+        </w:tc>
+        <w:tc>
+          <w:tcPr>
+            <w:tcW w:type="dxa" w:w="1800"/>
+            <w:tcMar>
+              <w:top w:type="dxa" w:w="50"/>
+              <w:left w:type="dxa" w:w="90"/>
+              <w:bottom w:type="dxa" w:w="50"/>
+              <w:right w:type="dxa" w:w="90"/>
+            </w:tcMar>
+          </w:tcPr>
+          <w:p>
+            <w:pPr>
+              <w:spacing w:after="10" w:before="10"/>
+              <w:jc w:val="center"/>
+            </w:pPr>
+            <w:r>
+              <w:rPr>
+                <w:rFonts w:ascii="Cambria" w:cs="Cambria" w:eastAsia="Cambria" w:hAnsi="Cambria"/>
+                <w:b w:val="false"/>
+                <w:bCs w:val="false"/>
+                <w:sz w:val="19"/>
+                <w:szCs w:val="19"/>
+              </w:rPr>
+              <w:t xml:space="preserve">0.415</w:t>
+            </w:r>
+          </w:p>
+        </w:tc>
+      </w:tr>
+      <w:tr>
+        <w:trPr>
+          <w:tblHeader w:val="false"/>
+        </w:trPr>
+        <w:tc>
+          <w:tcPr>
+            <w:tcW w:type="dxa" w:w="1800"/>
+            <w:tcMar>
+              <w:top w:type="dxa" w:w="50"/>
+              <w:left w:type="dxa" w:w="90"/>
+              <w:bottom w:type="dxa" w:w="50"/>
+              <w:right w:type="dxa" w:w="90"/>
+            </w:tcMar>
+          </w:tcPr>
+          <w:p>
+            <w:pPr>
+              <w:spacing w:after="10" w:before="10"/>
+              <w:jc w:val="left"/>
+            </w:pPr>
+            <w:r>
+              <w:rPr>
+                <w:rFonts w:ascii="Cambria" w:cs="Cambria" w:eastAsia="Cambria" w:hAnsi="Cambria"/>
+                <w:b w:val="false"/>
+                <w:bCs w:val="false"/>
+                <w:sz w:val="19"/>
+                <w:szCs w:val="19"/>
+              </w:rPr>
+              <w:t xml:space="preserve">vasc</w:t>
+            </w:r>
+          </w:p>
+        </w:tc>
+        <w:tc>
+          <w:tcPr>
+            <w:tcW w:type="dxa" w:w="1800"/>
+            <w:tcMar>
+              <w:top w:type="dxa" w:w="50"/>
+              <w:left w:type="dxa" w:w="90"/>
+              <w:bottom w:type="dxa" w:w="50"/>
+              <w:right w:type="dxa" w:w="90"/>
+            </w:tcMar>
+          </w:tcPr>
+          <w:p>
+            <w:pPr>
+              <w:spacing w:after="10" w:before="10"/>
+              <w:jc w:val="center"/>
+            </w:pPr>
+            <w:r>
+              <w:rPr>
+                <w:rFonts w:ascii="Cambria" w:cs="Cambria" w:eastAsia="Cambria" w:hAnsi="Cambria"/>
+                <w:b w:val="false"/>
+                <w:bCs w:val="false"/>
+                <w:sz w:val="19"/>
+                <w:szCs w:val="19"/>
+              </w:rPr>
+              <w:t xml:space="preserve">1354</w:t>
+            </w:r>
+          </w:p>
+        </w:tc>
+        <w:tc>
+          <w:tcPr>
+            <w:tcW w:type="dxa" w:w="1800"/>
+            <w:tcMar>
+              <w:top w:type="dxa" w:w="50"/>
+              <w:left w:type="dxa" w:w="90"/>
+              <w:bottom w:type="dxa" w:w="50"/>
+              <w:right w:type="dxa" w:w="90"/>
+            </w:tcMar>
+          </w:tcPr>
+          <w:p>
+            <w:pPr>
+              <w:spacing w:after="10" w:before="10"/>
+              <w:jc w:val="center"/>
+            </w:pPr>
+            <w:r>
+              <w:rPr>
+                <w:rFonts w:ascii="Cambria" w:cs="Cambria" w:eastAsia="Cambria" w:hAnsi="Cambria"/>
+                <w:b w:val="false"/>
+                <w:bCs w:val="false"/>
+                <w:sz w:val="19"/>
+                <w:szCs w:val="19"/>
+              </w:rPr>
+              <w:t xml:space="preserve">0.653</w:t>
+            </w:r>
+          </w:p>
+        </w:tc>
+        <w:tc>
+          <w:tcPr>
+            <w:tcW w:type="dxa" w:w="1800"/>
+            <w:tcMar>
+              <w:top w:type="dxa" w:w="50"/>
+              <w:left w:type="dxa" w:w="90"/>
+              <w:bottom w:type="dxa" w:w="50"/>
+              <w:right w:type="dxa" w:w="90"/>
+            </w:tcMar>
+          </w:tcPr>
+          <w:p>
+            <w:pPr>
+              <w:spacing w:after="10" w:before="10"/>
+              <w:jc w:val="center"/>
+            </w:pPr>
+            <w:r>
+              <w:rPr>
+                <w:rFonts w:ascii="Cambria" w:cs="Cambria" w:eastAsia="Cambria" w:hAnsi="Cambria"/>
+                <w:b w:val="false"/>
+                <w:bCs w:val="false"/>
+                <w:sz w:val="19"/>
+                <w:szCs w:val="19"/>
+              </w:rPr>
+              <w:t xml:space="preserve">0.742</w:t>
+            </w:r>
+          </w:p>
+        </w:tc>
+        <w:tc>
+          <w:tcPr>
+            <w:tcW w:type="dxa" w:w="1800"/>
+            <w:tcMar>
+              <w:top w:type="dxa" w:w="50"/>
+              <w:left w:type="dxa" w:w="90"/>
+              <w:bottom w:type="dxa" w:w="50"/>
+              <w:right w:type="dxa" w:w="90"/>
+            </w:tcMar>
+          </w:tcPr>
+          <w:p>
+            <w:pPr>
+              <w:spacing w:after="10" w:before="10"/>
+              <w:jc w:val="center"/>
+            </w:pPr>
+            <w:r>
+              <w:rPr>
+                <w:rFonts w:ascii="Cambria" w:cs="Cambria" w:eastAsia="Cambria" w:hAnsi="Cambria"/>
+                <w:b w:val="false"/>
+                <w:bCs w:val="false"/>
+                <w:sz w:val="19"/>
+                <w:szCs w:val="19"/>
+              </w:rPr>
+              <w:t xml:space="preserve">0.694</w:t>
+            </w:r>
+          </w:p>
+        </w:tc>
+      </w:tr>
+      <w:tr>
+        <w:trPr>
+          <w:tblHeader w:val="false"/>
+        </w:trPr>
+        <w:tc>
+          <w:tcPr>
+            <w:tcW w:type="dxa" w:w="1800"/>
+            <w:tcMar>
+              <w:top w:type="dxa" w:w="50"/>
+              <w:left w:type="dxa" w:w="90"/>
+              <w:bottom w:type="dxa" w:w="50"/>
+              <w:right w:type="dxa" w:w="90"/>
+            </w:tcMar>
+          </w:tcPr>
+          <w:p>
+            <w:pPr>
+              <w:spacing w:after="10" w:before="10"/>
+              <w:jc w:val="left"/>
+            </w:pPr>
+            <w:r>
+              <w:rPr>
+                <w:rFonts w:ascii="Cambria" w:cs="Cambria" w:eastAsia="Cambria" w:hAnsi="Cambria"/>
+                <w:b w:val="false"/>
+                <w:bCs w:val="false"/>
+                <w:sz w:val="19"/>
+                <w:szCs w:val="19"/>
+              </w:rPr>
+              <w:t xml:space="preserve">df</w:t>
+            </w:r>
+          </w:p>
+        </w:tc>
+        <w:tc>
+          <w:tcPr>
+            <w:tcW w:type="dxa" w:w="1800"/>
+            <w:tcMar>
+              <w:top w:type="dxa" w:w="50"/>
+              <w:left w:type="dxa" w:w="90"/>
+              <w:bottom w:type="dxa" w:w="50"/>
+              <w:right w:type="dxa" w:w="90"/>
+            </w:tcMar>
+          </w:tcPr>
+          <w:p>
+            <w:pPr>
+              <w:spacing w:after="10" w:before="10"/>
+              <w:jc w:val="center"/>
+            </w:pPr>
+            <w:r>
+              <w:rPr>
+                <w:rFonts w:ascii="Cambria" w:cs="Cambria" w:eastAsia="Cambria" w:hAnsi="Cambria"/>
+                <w:b w:val="false"/>
+                <w:bCs w:val="false"/>
+                <w:sz w:val="19"/>
+                <w:szCs w:val="19"/>
+              </w:rPr>
+              <w:t xml:space="preserve">735</w:t>
+            </w:r>
+          </w:p>
+        </w:tc>
+        <w:tc>
+          <w:tcPr>
+            <w:tcW w:type="dxa" w:w="1800"/>
+            <w:tcMar>
+              <w:top w:type="dxa" w:w="50"/>
+              <w:left w:type="dxa" w:w="90"/>
+              <w:bottom w:type="dxa" w:w="50"/>
+              <w:right w:type="dxa" w:w="90"/>
+            </w:tcMar>
+          </w:tcPr>
+          <w:p>
+            <w:pPr>
+              <w:spacing w:after="10" w:before="10"/>
+              <w:jc w:val="center"/>
+            </w:pPr>
+            <w:r>
+              <w:rPr>
+                <w:rFonts w:ascii="Cambria" w:cs="Cambria" w:eastAsia="Cambria" w:hAnsi="Cambria"/>
+                <w:b w:val="false"/>
+                <w:bCs w:val="false"/>
+                <w:sz w:val="19"/>
+                <w:szCs w:val="19"/>
+              </w:rPr>
+              <w:t xml:space="preserve">0.464</w:t>
+            </w:r>
+          </w:p>
+        </w:tc>
+        <w:tc>
+          <w:tcPr>
+            <w:tcW w:type="dxa" w:w="1800"/>
+            <w:tcMar>
+              <w:top w:type="dxa" w:w="50"/>
+              <w:left w:type="dxa" w:w="90"/>
+              <w:bottom w:type="dxa" w:w="50"/>
+              <w:right w:type="dxa" w:w="90"/>
+            </w:tcMar>
+          </w:tcPr>
+          <w:p>
+            <w:pPr>
+              <w:spacing w:after="10" w:before="10"/>
+              <w:jc w:val="center"/>
+            </w:pPr>
+            <w:r>
+              <w:rPr>
+                <w:rFonts w:ascii="Cambria" w:cs="Cambria" w:eastAsia="Cambria" w:hAnsi="Cambria"/>
+                <w:b w:val="false"/>
+                <w:bCs w:val="false"/>
+                <w:sz w:val="19"/>
+                <w:szCs w:val="19"/>
+              </w:rPr>
+              <w:t xml:space="preserve">0.524</w:t>
+            </w:r>
+          </w:p>
+        </w:tc>
+        <w:tc>
+          <w:tcPr>
+            <w:tcW w:type="dxa" w:w="1800"/>
+            <w:tcMar>
+              <w:top w:type="dxa" w:w="50"/>
+              <w:left w:type="dxa" w:w="90"/>
+              <w:bottom w:type="dxa" w:w="50"/>
+              <w:right w:type="dxa" w:w="90"/>
+            </w:tcMar>
+          </w:tcPr>
+          <w:p>
+            <w:pPr>
+              <w:spacing w:after="10" w:before="10"/>
+              <w:jc w:val="center"/>
+            </w:pPr>
+            <w:r>
+              <w:rPr>
+                <w:rFonts w:ascii="Cambria" w:cs="Cambria" w:eastAsia="Cambria" w:hAnsi="Cambria"/>
+                <w:b w:val="false"/>
+                <w:bCs w:val="false"/>
+                <w:sz w:val="19"/>
+                <w:szCs w:val="19"/>
+              </w:rPr>
+              <w:t xml:space="preserve">0.492</w:t>
+            </w:r>
+          </w:p>
+        </w:tc>
+      </w:tr>
+    </w:tbl>
+    <w:p>
+      <w:pPr>
+        <w:spacing w:after="180"/>
+      </w:pPr>
     </w:p>
     <w:p>
       <w:pPr>
@@ -2408,6 +3822,3676 @@
         <w:t xml:space="preserve">The system was then evaluated on twenty-five conditions selected to reflect the spectrum encountered in Indian outpatient practice, using 33,250 photographs for development and a separate set of photographs, never used during development, for testing. Per-condition performance on the independent test set is given in Table 2.</w:t>
       </w:r>
     </w:p>
+    <w:tbl>
+      <w:tblPr>
+        <w:tblW w:type="dxa" w:w="9000"/>
+        <w:tblBorders>
+          <w:top w:val="single" w:color="000000" w:sz="6"/>
+          <w:left w:val="none"/>
+          <w:bottom w:val="single" w:color="000000" w:sz="6"/>
+          <w:right w:val="none"/>
+          <w:insideH w:val="single" w:color="BFBFBF" w:sz="2"/>
+          <w:insideV w:val="none"/>
+        </w:tblBorders>
+      </w:tblPr>
+      <w:tblGrid>
+        <w:gridCol w:w="1800"/>
+        <w:gridCol w:w="1800"/>
+        <w:gridCol w:w="1800"/>
+        <w:gridCol w:w="1800"/>
+        <w:gridCol w:w="1800"/>
+      </w:tblGrid>
+      <w:tr>
+        <w:trPr>
+          <w:tblHeader/>
+        </w:trPr>
+        <w:tc>
+          <w:tcPr>
+            <w:tcW w:type="dxa" w:w="1800"/>
+            <w:shd w:fill="EFEFEF" w:val="clear"/>
+            <w:tcMar>
+              <w:top w:type="dxa" w:w="50"/>
+              <w:left w:type="dxa" w:w="90"/>
+              <w:bottom w:type="dxa" w:w="50"/>
+              <w:right w:type="dxa" w:w="90"/>
+            </w:tcMar>
+          </w:tcPr>
+          <w:p>
+            <w:pPr>
+              <w:spacing w:after="10" w:before="10"/>
+              <w:jc w:val="left"/>
+            </w:pPr>
+            <w:r>
+              <w:rPr>
+                <w:rFonts w:ascii="Cambria" w:cs="Cambria" w:eastAsia="Cambria" w:hAnsi="Cambria"/>
+                <w:b/>
+                <w:bCs/>
+                <w:sz w:val="19"/>
+                <w:szCs w:val="19"/>
+              </w:rPr>
+              <w:t xml:space="preserve">Condition</w:t>
+            </w:r>
+          </w:p>
+        </w:tc>
+        <w:tc>
+          <w:tcPr>
+            <w:tcW w:type="dxa" w:w="1800"/>
+            <w:shd w:fill="EFEFEF" w:val="clear"/>
+            <w:tcMar>
+              <w:top w:type="dxa" w:w="50"/>
+              <w:left w:type="dxa" w:w="90"/>
+              <w:bottom w:type="dxa" w:w="50"/>
+              <w:right w:type="dxa" w:w="90"/>
+            </w:tcMar>
+          </w:tcPr>
+          <w:p>
+            <w:pPr>
+              <w:spacing w:after="10" w:before="10"/>
+              <w:jc w:val="center"/>
+            </w:pPr>
+            <w:r>
+              <w:rPr>
+                <w:rFonts w:ascii="Cambria" w:cs="Cambria" w:eastAsia="Cambria" w:hAnsi="Cambria"/>
+                <w:b/>
+                <w:bCs/>
+                <w:sz w:val="19"/>
+                <w:szCs w:val="19"/>
+              </w:rPr>
+              <w:t xml:space="preserve">Cases (n)</w:t>
+            </w:r>
+          </w:p>
+        </w:tc>
+        <w:tc>
+          <w:tcPr>
+            <w:tcW w:type="dxa" w:w="1800"/>
+            <w:shd w:fill="EFEFEF" w:val="clear"/>
+            <w:tcMar>
+              <w:top w:type="dxa" w:w="50"/>
+              <w:left w:type="dxa" w:w="90"/>
+              <w:bottom w:type="dxa" w:w="50"/>
+              <w:right w:type="dxa" w:w="90"/>
+            </w:tcMar>
+          </w:tcPr>
+          <w:p>
+            <w:pPr>
+              <w:spacing w:after="10" w:before="10"/>
+              <w:jc w:val="center"/>
+            </w:pPr>
+            <w:r>
+              <w:rPr>
+                <w:rFonts w:ascii="Cambria" w:cs="Cambria" w:eastAsia="Cambria" w:hAnsi="Cambria"/>
+                <w:b/>
+                <w:bCs/>
+                <w:sz w:val="19"/>
+                <w:szCs w:val="19"/>
+              </w:rPr>
+              <w:t xml:space="preserve">Sensitivity</w:t>
+            </w:r>
+          </w:p>
+        </w:tc>
+        <w:tc>
+          <w:tcPr>
+            <w:tcW w:type="dxa" w:w="1800"/>
+            <w:shd w:fill="EFEFEF" w:val="clear"/>
+            <w:tcMar>
+              <w:top w:type="dxa" w:w="50"/>
+              <w:left w:type="dxa" w:w="90"/>
+              <w:bottom w:type="dxa" w:w="50"/>
+              <w:right w:type="dxa" w:w="90"/>
+            </w:tcMar>
+          </w:tcPr>
+          <w:p>
+            <w:pPr>
+              <w:spacing w:after="10" w:before="10"/>
+              <w:jc w:val="center"/>
+            </w:pPr>
+            <w:r>
+              <w:rPr>
+                <w:rFonts w:ascii="Cambria" w:cs="Cambria" w:eastAsia="Cambria" w:hAnsi="Cambria"/>
+                <w:b/>
+                <w:bCs/>
+                <w:sz w:val="19"/>
+                <w:szCs w:val="19"/>
+              </w:rPr>
+              <w:t xml:space="preserve">Precision</w:t>
+            </w:r>
+          </w:p>
+        </w:tc>
+        <w:tc>
+          <w:tcPr>
+            <w:tcW w:type="dxa" w:w="1800"/>
+            <w:shd w:fill="EFEFEF" w:val="clear"/>
+            <w:tcMar>
+              <w:top w:type="dxa" w:w="50"/>
+              <w:left w:type="dxa" w:w="90"/>
+              <w:bottom w:type="dxa" w:w="50"/>
+              <w:right w:type="dxa" w:w="90"/>
+            </w:tcMar>
+          </w:tcPr>
+          <w:p>
+            <w:pPr>
+              <w:spacing w:after="10" w:before="10"/>
+              <w:jc w:val="center"/>
+            </w:pPr>
+            <w:r>
+              <w:rPr>
+                <w:rFonts w:ascii="Cambria" w:cs="Cambria" w:eastAsia="Cambria" w:hAnsi="Cambria"/>
+                <w:b/>
+                <w:bCs/>
+                <w:sz w:val="19"/>
+                <w:szCs w:val="19"/>
+              </w:rPr>
+              <w:t xml:space="preserve">F1</w:t>
+            </w:r>
+          </w:p>
+        </w:tc>
+      </w:tr>
+      <w:tr>
+        <w:trPr>
+          <w:tblHeader w:val="false"/>
+        </w:trPr>
+        <w:tc>
+          <w:tcPr>
+            <w:tcW w:type="dxa" w:w="1800"/>
+            <w:tcMar>
+              <w:top w:type="dxa" w:w="50"/>
+              <w:left w:type="dxa" w:w="90"/>
+              <w:bottom w:type="dxa" w:w="50"/>
+              <w:right w:type="dxa" w:w="90"/>
+            </w:tcMar>
+          </w:tcPr>
+          <w:p>
+            <w:pPr>
+              <w:spacing w:after="10" w:before="10"/>
+              <w:jc w:val="left"/>
+            </w:pPr>
+            <w:r>
+              <w:rPr>
+                <w:rFonts w:ascii="Cambria" w:cs="Cambria" w:eastAsia="Cambria" w:hAnsi="Cambria"/>
+                <w:b w:val="false"/>
+                <w:bCs w:val="false"/>
+                <w:sz w:val="19"/>
+                <w:szCs w:val="19"/>
+              </w:rPr>
+              <w:t xml:space="preserve">viral_infection</w:t>
+            </w:r>
+          </w:p>
+        </w:tc>
+        <w:tc>
+          <w:tcPr>
+            <w:tcW w:type="dxa" w:w="1800"/>
+            <w:tcMar>
+              <w:top w:type="dxa" w:w="50"/>
+              <w:left w:type="dxa" w:w="90"/>
+              <w:bottom w:type="dxa" w:w="50"/>
+              <w:right w:type="dxa" w:w="90"/>
+            </w:tcMar>
+          </w:tcPr>
+          <w:p>
+            <w:pPr>
+              <w:spacing w:after="10" w:before="10"/>
+              <w:jc w:val="center"/>
+            </w:pPr>
+            <w:r>
+              <w:rPr>
+                <w:rFonts w:ascii="Cambria" w:cs="Cambria" w:eastAsia="Cambria" w:hAnsi="Cambria"/>
+                <w:b w:val="false"/>
+                <w:bCs w:val="false"/>
+                <w:sz w:val="19"/>
+                <w:szCs w:val="19"/>
+              </w:rPr>
+              <w:t xml:space="preserve">818</w:t>
+            </w:r>
+          </w:p>
+        </w:tc>
+        <w:tc>
+          <w:tcPr>
+            <w:tcW w:type="dxa" w:w="1800"/>
+            <w:tcMar>
+              <w:top w:type="dxa" w:w="50"/>
+              <w:left w:type="dxa" w:w="90"/>
+              <w:bottom w:type="dxa" w:w="50"/>
+              <w:right w:type="dxa" w:w="90"/>
+            </w:tcMar>
+          </w:tcPr>
+          <w:p>
+            <w:pPr>
+              <w:spacing w:after="10" w:before="10"/>
+              <w:jc w:val="center"/>
+            </w:pPr>
+            <w:r>
+              <w:rPr>
+                <w:rFonts w:ascii="Cambria" w:cs="Cambria" w:eastAsia="Cambria" w:hAnsi="Cambria"/>
+                <w:b w:val="false"/>
+                <w:bCs w:val="false"/>
+                <w:sz w:val="19"/>
+                <w:szCs w:val="19"/>
+              </w:rPr>
+              <w:t xml:space="preserve">0.870</w:t>
+            </w:r>
+          </w:p>
+        </w:tc>
+        <w:tc>
+          <w:tcPr>
+            <w:tcW w:type="dxa" w:w="1800"/>
+            <w:tcMar>
+              <w:top w:type="dxa" w:w="50"/>
+              <w:left w:type="dxa" w:w="90"/>
+              <w:bottom w:type="dxa" w:w="50"/>
+              <w:right w:type="dxa" w:w="90"/>
+            </w:tcMar>
+          </w:tcPr>
+          <w:p>
+            <w:pPr>
+              <w:spacing w:after="10" w:before="10"/>
+              <w:jc w:val="center"/>
+            </w:pPr>
+            <w:r>
+              <w:rPr>
+                <w:rFonts w:ascii="Cambria" w:cs="Cambria" w:eastAsia="Cambria" w:hAnsi="Cambria"/>
+                <w:b w:val="false"/>
+                <w:bCs w:val="false"/>
+                <w:sz w:val="19"/>
+                <w:szCs w:val="19"/>
+              </w:rPr>
+              <w:t xml:space="preserve">0.888</w:t>
+            </w:r>
+          </w:p>
+        </w:tc>
+        <w:tc>
+          <w:tcPr>
+            <w:tcW w:type="dxa" w:w="1800"/>
+            <w:tcMar>
+              <w:top w:type="dxa" w:w="50"/>
+              <w:left w:type="dxa" w:w="90"/>
+              <w:bottom w:type="dxa" w:w="50"/>
+              <w:right w:type="dxa" w:w="90"/>
+            </w:tcMar>
+          </w:tcPr>
+          <w:p>
+            <w:pPr>
+              <w:spacing w:after="10" w:before="10"/>
+              <w:jc w:val="center"/>
+            </w:pPr>
+            <w:r>
+              <w:rPr>
+                <w:rFonts w:ascii="Cambria" w:cs="Cambria" w:eastAsia="Cambria" w:hAnsi="Cambria"/>
+                <w:b w:val="false"/>
+                <w:bCs w:val="false"/>
+                <w:sz w:val="19"/>
+                <w:szCs w:val="19"/>
+              </w:rPr>
+              <w:t xml:space="preserve">0.879</w:t>
+            </w:r>
+          </w:p>
+        </w:tc>
+      </w:tr>
+      <w:tr>
+        <w:trPr>
+          <w:tblHeader w:val="false"/>
+        </w:trPr>
+        <w:tc>
+          <w:tcPr>
+            <w:tcW w:type="dxa" w:w="1800"/>
+            <w:tcMar>
+              <w:top w:type="dxa" w:w="50"/>
+              <w:left w:type="dxa" w:w="90"/>
+              <w:bottom w:type="dxa" w:w="50"/>
+              <w:right w:type="dxa" w:w="90"/>
+            </w:tcMar>
+          </w:tcPr>
+          <w:p>
+            <w:pPr>
+              <w:spacing w:after="10" w:before="10"/>
+              <w:jc w:val="left"/>
+            </w:pPr>
+            <w:r>
+              <w:rPr>
+                <w:rFonts w:ascii="Cambria" w:cs="Cambria" w:eastAsia="Cambria" w:hAnsi="Cambria"/>
+                <w:b w:val="false"/>
+                <w:bCs w:val="false"/>
+                <w:sz w:val="19"/>
+                <w:szCs w:val="19"/>
+              </w:rPr>
+              <w:t xml:space="preserve">eczema</w:t>
+            </w:r>
+          </w:p>
+        </w:tc>
+        <w:tc>
+          <w:tcPr>
+            <w:tcW w:type="dxa" w:w="1800"/>
+            <w:tcMar>
+              <w:top w:type="dxa" w:w="50"/>
+              <w:left w:type="dxa" w:w="90"/>
+              <w:bottom w:type="dxa" w:w="50"/>
+              <w:right w:type="dxa" w:w="90"/>
+            </w:tcMar>
+          </w:tcPr>
+          <w:p>
+            <w:pPr>
+              <w:spacing w:after="10" w:before="10"/>
+              <w:jc w:val="center"/>
+            </w:pPr>
+            <w:r>
+              <w:rPr>
+                <w:rFonts w:ascii="Cambria" w:cs="Cambria" w:eastAsia="Cambria" w:hAnsi="Cambria"/>
+                <w:b w:val="false"/>
+                <w:bCs w:val="false"/>
+                <w:sz w:val="19"/>
+                <w:szCs w:val="19"/>
+              </w:rPr>
+              <w:t xml:space="preserve">432</w:t>
+            </w:r>
+          </w:p>
+        </w:tc>
+        <w:tc>
+          <w:tcPr>
+            <w:tcW w:type="dxa" w:w="1800"/>
+            <w:tcMar>
+              <w:top w:type="dxa" w:w="50"/>
+              <w:left w:type="dxa" w:w="90"/>
+              <w:bottom w:type="dxa" w:w="50"/>
+              <w:right w:type="dxa" w:w="90"/>
+            </w:tcMar>
+          </w:tcPr>
+          <w:p>
+            <w:pPr>
+              <w:spacing w:after="10" w:before="10"/>
+              <w:jc w:val="center"/>
+            </w:pPr>
+            <w:r>
+              <w:rPr>
+                <w:rFonts w:ascii="Cambria" w:cs="Cambria" w:eastAsia="Cambria" w:hAnsi="Cambria"/>
+                <w:b w:val="false"/>
+                <w:bCs w:val="false"/>
+                <w:sz w:val="19"/>
+                <w:szCs w:val="19"/>
+              </w:rPr>
+              <w:t xml:space="preserve">0.609</w:t>
+            </w:r>
+          </w:p>
+        </w:tc>
+        <w:tc>
+          <w:tcPr>
+            <w:tcW w:type="dxa" w:w="1800"/>
+            <w:tcMar>
+              <w:top w:type="dxa" w:w="50"/>
+              <w:left w:type="dxa" w:w="90"/>
+              <w:bottom w:type="dxa" w:w="50"/>
+              <w:right w:type="dxa" w:w="90"/>
+            </w:tcMar>
+          </w:tcPr>
+          <w:p>
+            <w:pPr>
+              <w:spacing w:after="10" w:before="10"/>
+              <w:jc w:val="center"/>
+            </w:pPr>
+            <w:r>
+              <w:rPr>
+                <w:rFonts w:ascii="Cambria" w:cs="Cambria" w:eastAsia="Cambria" w:hAnsi="Cambria"/>
+                <w:b w:val="false"/>
+                <w:bCs w:val="false"/>
+                <w:sz w:val="19"/>
+                <w:szCs w:val="19"/>
+              </w:rPr>
+              <w:t xml:space="preserve">0.533</w:t>
+            </w:r>
+          </w:p>
+        </w:tc>
+        <w:tc>
+          <w:tcPr>
+            <w:tcW w:type="dxa" w:w="1800"/>
+            <w:tcMar>
+              <w:top w:type="dxa" w:w="50"/>
+              <w:left w:type="dxa" w:w="90"/>
+              <w:bottom w:type="dxa" w:w="50"/>
+              <w:right w:type="dxa" w:w="90"/>
+            </w:tcMar>
+          </w:tcPr>
+          <w:p>
+            <w:pPr>
+              <w:spacing w:after="10" w:before="10"/>
+              <w:jc w:val="center"/>
+            </w:pPr>
+            <w:r>
+              <w:rPr>
+                <w:rFonts w:ascii="Cambria" w:cs="Cambria" w:eastAsia="Cambria" w:hAnsi="Cambria"/>
+                <w:b w:val="false"/>
+                <w:bCs w:val="false"/>
+                <w:sz w:val="19"/>
+                <w:szCs w:val="19"/>
+              </w:rPr>
+              <w:t xml:space="preserve">0.569</w:t>
+            </w:r>
+          </w:p>
+        </w:tc>
+      </w:tr>
+      <w:tr>
+        <w:trPr>
+          <w:tblHeader w:val="false"/>
+        </w:trPr>
+        <w:tc>
+          <w:tcPr>
+            <w:tcW w:type="dxa" w:w="1800"/>
+            <w:tcMar>
+              <w:top w:type="dxa" w:w="50"/>
+              <w:left w:type="dxa" w:w="90"/>
+              <w:bottom w:type="dxa" w:w="50"/>
+              <w:right w:type="dxa" w:w="90"/>
+            </w:tcMar>
+          </w:tcPr>
+          <w:p>
+            <w:pPr>
+              <w:spacing w:after="10" w:before="10"/>
+              <w:jc w:val="left"/>
+            </w:pPr>
+            <w:r>
+              <w:rPr>
+                <w:rFonts w:ascii="Cambria" w:cs="Cambria" w:eastAsia="Cambria" w:hAnsi="Cambria"/>
+                <w:b w:val="false"/>
+                <w:bCs w:val="false"/>
+                <w:sz w:val="19"/>
+                <w:szCs w:val="19"/>
+              </w:rPr>
+              <w:t xml:space="preserve">tinea</w:t>
+            </w:r>
+          </w:p>
+        </w:tc>
+        <w:tc>
+          <w:tcPr>
+            <w:tcW w:type="dxa" w:w="1800"/>
+            <w:tcMar>
+              <w:top w:type="dxa" w:w="50"/>
+              <w:left w:type="dxa" w:w="90"/>
+              <w:bottom w:type="dxa" w:w="50"/>
+              <w:right w:type="dxa" w:w="90"/>
+            </w:tcMar>
+          </w:tcPr>
+          <w:p>
+            <w:pPr>
+              <w:spacing w:after="10" w:before="10"/>
+              <w:jc w:val="center"/>
+            </w:pPr>
+            <w:r>
+              <w:rPr>
+                <w:rFonts w:ascii="Cambria" w:cs="Cambria" w:eastAsia="Cambria" w:hAnsi="Cambria"/>
+                <w:b w:val="false"/>
+                <w:bCs w:val="false"/>
+                <w:sz w:val="19"/>
+                <w:szCs w:val="19"/>
+              </w:rPr>
+              <w:t xml:space="preserve">343</w:t>
+            </w:r>
+          </w:p>
+        </w:tc>
+        <w:tc>
+          <w:tcPr>
+            <w:tcW w:type="dxa" w:w="1800"/>
+            <w:tcMar>
+              <w:top w:type="dxa" w:w="50"/>
+              <w:left w:type="dxa" w:w="90"/>
+              <w:bottom w:type="dxa" w:w="50"/>
+              <w:right w:type="dxa" w:w="90"/>
+            </w:tcMar>
+          </w:tcPr>
+          <w:p>
+            <w:pPr>
+              <w:spacing w:after="10" w:before="10"/>
+              <w:jc w:val="center"/>
+            </w:pPr>
+            <w:r>
+              <w:rPr>
+                <w:rFonts w:ascii="Cambria" w:cs="Cambria" w:eastAsia="Cambria" w:hAnsi="Cambria"/>
+                <w:b w:val="false"/>
+                <w:bCs w:val="false"/>
+                <w:sz w:val="19"/>
+                <w:szCs w:val="19"/>
+              </w:rPr>
+              <w:t xml:space="preserve">0.665</w:t>
+            </w:r>
+          </w:p>
+        </w:tc>
+        <w:tc>
+          <w:tcPr>
+            <w:tcW w:type="dxa" w:w="1800"/>
+            <w:tcMar>
+              <w:top w:type="dxa" w:w="50"/>
+              <w:left w:type="dxa" w:w="90"/>
+              <w:bottom w:type="dxa" w:w="50"/>
+              <w:right w:type="dxa" w:w="90"/>
+            </w:tcMar>
+          </w:tcPr>
+          <w:p>
+            <w:pPr>
+              <w:spacing w:after="10" w:before="10"/>
+              <w:jc w:val="center"/>
+            </w:pPr>
+            <w:r>
+              <w:rPr>
+                <w:rFonts w:ascii="Cambria" w:cs="Cambria" w:eastAsia="Cambria" w:hAnsi="Cambria"/>
+                <w:b w:val="false"/>
+                <w:bCs w:val="false"/>
+                <w:sz w:val="19"/>
+                <w:szCs w:val="19"/>
+              </w:rPr>
+              <w:t xml:space="preserve">0.722</w:t>
+            </w:r>
+          </w:p>
+        </w:tc>
+        <w:tc>
+          <w:tcPr>
+            <w:tcW w:type="dxa" w:w="1800"/>
+            <w:tcMar>
+              <w:top w:type="dxa" w:w="50"/>
+              <w:left w:type="dxa" w:w="90"/>
+              <w:bottom w:type="dxa" w:w="50"/>
+              <w:right w:type="dxa" w:w="90"/>
+            </w:tcMar>
+          </w:tcPr>
+          <w:p>
+            <w:pPr>
+              <w:spacing w:after="10" w:before="10"/>
+              <w:jc w:val="center"/>
+            </w:pPr>
+            <w:r>
+              <w:rPr>
+                <w:rFonts w:ascii="Cambria" w:cs="Cambria" w:eastAsia="Cambria" w:hAnsi="Cambria"/>
+                <w:b w:val="false"/>
+                <w:bCs w:val="false"/>
+                <w:sz w:val="19"/>
+                <w:szCs w:val="19"/>
+              </w:rPr>
+              <w:t xml:space="preserve">0.692</w:t>
+            </w:r>
+          </w:p>
+        </w:tc>
+      </w:tr>
+      <w:tr>
+        <w:trPr>
+          <w:tblHeader w:val="false"/>
+        </w:trPr>
+        <w:tc>
+          <w:tcPr>
+            <w:tcW w:type="dxa" w:w="1800"/>
+            <w:tcMar>
+              <w:top w:type="dxa" w:w="50"/>
+              <w:left w:type="dxa" w:w="90"/>
+              <w:bottom w:type="dxa" w:w="50"/>
+              <w:right w:type="dxa" w:w="90"/>
+            </w:tcMar>
+          </w:tcPr>
+          <w:p>
+            <w:pPr>
+              <w:spacing w:after="10" w:before="10"/>
+              <w:jc w:val="left"/>
+            </w:pPr>
+            <w:r>
+              <w:rPr>
+                <w:rFonts w:ascii="Cambria" w:cs="Cambria" w:eastAsia="Cambria" w:hAnsi="Cambria"/>
+                <w:b w:val="false"/>
+                <w:bCs w:val="false"/>
+                <w:sz w:val="19"/>
+                <w:szCs w:val="19"/>
+              </w:rPr>
+              <w:t xml:space="preserve">autoimmune_systemic</w:t>
+            </w:r>
+          </w:p>
+        </w:tc>
+        <w:tc>
+          <w:tcPr>
+            <w:tcW w:type="dxa" w:w="1800"/>
+            <w:tcMar>
+              <w:top w:type="dxa" w:w="50"/>
+              <w:left w:type="dxa" w:w="90"/>
+              <w:bottom w:type="dxa" w:w="50"/>
+              <w:right w:type="dxa" w:w="90"/>
+            </w:tcMar>
+          </w:tcPr>
+          <w:p>
+            <w:pPr>
+              <w:spacing w:after="10" w:before="10"/>
+              <w:jc w:val="center"/>
+            </w:pPr>
+            <w:r>
+              <w:rPr>
+                <w:rFonts w:ascii="Cambria" w:cs="Cambria" w:eastAsia="Cambria" w:hAnsi="Cambria"/>
+                <w:b w:val="false"/>
+                <w:bCs w:val="false"/>
+                <w:sz w:val="19"/>
+                <w:szCs w:val="19"/>
+              </w:rPr>
+              <w:t xml:space="preserve">225</w:t>
+            </w:r>
+          </w:p>
+        </w:tc>
+        <w:tc>
+          <w:tcPr>
+            <w:tcW w:type="dxa" w:w="1800"/>
+            <w:tcMar>
+              <w:top w:type="dxa" w:w="50"/>
+              <w:left w:type="dxa" w:w="90"/>
+              <w:bottom w:type="dxa" w:w="50"/>
+              <w:right w:type="dxa" w:w="90"/>
+            </w:tcMar>
+          </w:tcPr>
+          <w:p>
+            <w:pPr>
+              <w:spacing w:after="10" w:before="10"/>
+              <w:jc w:val="center"/>
+            </w:pPr>
+            <w:r>
+              <w:rPr>
+                <w:rFonts w:ascii="Cambria" w:cs="Cambria" w:eastAsia="Cambria" w:hAnsi="Cambria"/>
+                <w:b w:val="false"/>
+                <w:bCs w:val="false"/>
+                <w:sz w:val="19"/>
+                <w:szCs w:val="19"/>
+              </w:rPr>
+              <w:t xml:space="preserve">0.547</w:t>
+            </w:r>
+          </w:p>
+        </w:tc>
+        <w:tc>
+          <w:tcPr>
+            <w:tcW w:type="dxa" w:w="1800"/>
+            <w:tcMar>
+              <w:top w:type="dxa" w:w="50"/>
+              <w:left w:type="dxa" w:w="90"/>
+              <w:bottom w:type="dxa" w:w="50"/>
+              <w:right w:type="dxa" w:w="90"/>
+            </w:tcMar>
+          </w:tcPr>
+          <w:p>
+            <w:pPr>
+              <w:spacing w:after="10" w:before="10"/>
+              <w:jc w:val="center"/>
+            </w:pPr>
+            <w:r>
+              <w:rPr>
+                <w:rFonts w:ascii="Cambria" w:cs="Cambria" w:eastAsia="Cambria" w:hAnsi="Cambria"/>
+                <w:b w:val="false"/>
+                <w:bCs w:val="false"/>
+                <w:sz w:val="19"/>
+                <w:szCs w:val="19"/>
+              </w:rPr>
+              <w:t xml:space="preserve">0.496</w:t>
+            </w:r>
+          </w:p>
+        </w:tc>
+        <w:tc>
+          <w:tcPr>
+            <w:tcW w:type="dxa" w:w="1800"/>
+            <w:tcMar>
+              <w:top w:type="dxa" w:w="50"/>
+              <w:left w:type="dxa" w:w="90"/>
+              <w:bottom w:type="dxa" w:w="50"/>
+              <w:right w:type="dxa" w:w="90"/>
+            </w:tcMar>
+          </w:tcPr>
+          <w:p>
+            <w:pPr>
+              <w:spacing w:after="10" w:before="10"/>
+              <w:jc w:val="center"/>
+            </w:pPr>
+            <w:r>
+              <w:rPr>
+                <w:rFonts w:ascii="Cambria" w:cs="Cambria" w:eastAsia="Cambria" w:hAnsi="Cambria"/>
+                <w:b w:val="false"/>
+                <w:bCs w:val="false"/>
+                <w:sz w:val="19"/>
+                <w:szCs w:val="19"/>
+              </w:rPr>
+              <w:t xml:space="preserve">0.520</w:t>
+            </w:r>
+          </w:p>
+        </w:tc>
+      </w:tr>
+      <w:tr>
+        <w:trPr>
+          <w:tblHeader w:val="false"/>
+        </w:trPr>
+        <w:tc>
+          <w:tcPr>
+            <w:tcW w:type="dxa" w:w="1800"/>
+            <w:tcMar>
+              <w:top w:type="dxa" w:w="50"/>
+              <w:left w:type="dxa" w:w="90"/>
+              <w:bottom w:type="dxa" w:w="50"/>
+              <w:right w:type="dxa" w:w="90"/>
+            </w:tcMar>
+          </w:tcPr>
+          <w:p>
+            <w:pPr>
+              <w:spacing w:after="10" w:before="10"/>
+              <w:jc w:val="left"/>
+            </w:pPr>
+            <w:r>
+              <w:rPr>
+                <w:rFonts w:ascii="Cambria" w:cs="Cambria" w:eastAsia="Cambria" w:hAnsi="Cambria"/>
+                <w:b w:val="false"/>
+                <w:bCs w:val="false"/>
+                <w:sz w:val="19"/>
+                <w:szCs w:val="19"/>
+              </w:rPr>
+              <w:t xml:space="preserve">vitiligo</w:t>
+            </w:r>
+          </w:p>
+        </w:tc>
+        <w:tc>
+          <w:tcPr>
+            <w:tcW w:type="dxa" w:w="1800"/>
+            <w:tcMar>
+              <w:top w:type="dxa" w:w="50"/>
+              <w:left w:type="dxa" w:w="90"/>
+              <w:bottom w:type="dxa" w:w="50"/>
+              <w:right w:type="dxa" w:w="90"/>
+            </w:tcMar>
+          </w:tcPr>
+          <w:p>
+            <w:pPr>
+              <w:spacing w:after="10" w:before="10"/>
+              <w:jc w:val="center"/>
+            </w:pPr>
+            <w:r>
+              <w:rPr>
+                <w:rFonts w:ascii="Cambria" w:cs="Cambria" w:eastAsia="Cambria" w:hAnsi="Cambria"/>
+                <w:b w:val="false"/>
+                <w:bCs w:val="false"/>
+                <w:sz w:val="19"/>
+                <w:szCs w:val="19"/>
+              </w:rPr>
+              <w:t xml:space="preserve">208</w:t>
+            </w:r>
+          </w:p>
+        </w:tc>
+        <w:tc>
+          <w:tcPr>
+            <w:tcW w:type="dxa" w:w="1800"/>
+            <w:tcMar>
+              <w:top w:type="dxa" w:w="50"/>
+              <w:left w:type="dxa" w:w="90"/>
+              <w:bottom w:type="dxa" w:w="50"/>
+              <w:right w:type="dxa" w:w="90"/>
+            </w:tcMar>
+          </w:tcPr>
+          <w:p>
+            <w:pPr>
+              <w:spacing w:after="10" w:before="10"/>
+              <w:jc w:val="center"/>
+            </w:pPr>
+            <w:r>
+              <w:rPr>
+                <w:rFonts w:ascii="Cambria" w:cs="Cambria" w:eastAsia="Cambria" w:hAnsi="Cambria"/>
+                <w:b w:val="false"/>
+                <w:bCs w:val="false"/>
+                <w:sz w:val="19"/>
+                <w:szCs w:val="19"/>
+              </w:rPr>
+              <w:t xml:space="preserve">0.692</w:t>
+            </w:r>
+          </w:p>
+        </w:tc>
+        <w:tc>
+          <w:tcPr>
+            <w:tcW w:type="dxa" w:w="1800"/>
+            <w:tcMar>
+              <w:top w:type="dxa" w:w="50"/>
+              <w:left w:type="dxa" w:w="90"/>
+              <w:bottom w:type="dxa" w:w="50"/>
+              <w:right w:type="dxa" w:w="90"/>
+            </w:tcMar>
+          </w:tcPr>
+          <w:p>
+            <w:pPr>
+              <w:spacing w:after="10" w:before="10"/>
+              <w:jc w:val="center"/>
+            </w:pPr>
+            <w:r>
+              <w:rPr>
+                <w:rFonts w:ascii="Cambria" w:cs="Cambria" w:eastAsia="Cambria" w:hAnsi="Cambria"/>
+                <w:b w:val="false"/>
+                <w:bCs w:val="false"/>
+                <w:sz w:val="19"/>
+                <w:szCs w:val="19"/>
+              </w:rPr>
+              <w:t xml:space="preserve">0.857</w:t>
+            </w:r>
+          </w:p>
+        </w:tc>
+        <w:tc>
+          <w:tcPr>
+            <w:tcW w:type="dxa" w:w="1800"/>
+            <w:tcMar>
+              <w:top w:type="dxa" w:w="50"/>
+              <w:left w:type="dxa" w:w="90"/>
+              <w:bottom w:type="dxa" w:w="50"/>
+              <w:right w:type="dxa" w:w="90"/>
+            </w:tcMar>
+          </w:tcPr>
+          <w:p>
+            <w:pPr>
+              <w:spacing w:after="10" w:before="10"/>
+              <w:jc w:val="center"/>
+            </w:pPr>
+            <w:r>
+              <w:rPr>
+                <w:rFonts w:ascii="Cambria" w:cs="Cambria" w:eastAsia="Cambria" w:hAnsi="Cambria"/>
+                <w:b w:val="false"/>
+                <w:bCs w:val="false"/>
+                <w:sz w:val="19"/>
+                <w:szCs w:val="19"/>
+              </w:rPr>
+              <w:t xml:space="preserve">0.766</w:t>
+            </w:r>
+          </w:p>
+        </w:tc>
+      </w:tr>
+      <w:tr>
+        <w:trPr>
+          <w:tblHeader w:val="false"/>
+        </w:trPr>
+        <w:tc>
+          <w:tcPr>
+            <w:tcW w:type="dxa" w:w="1800"/>
+            <w:tcMar>
+              <w:top w:type="dxa" w:w="50"/>
+              <w:left w:type="dxa" w:w="90"/>
+              <w:bottom w:type="dxa" w:w="50"/>
+              <w:right w:type="dxa" w:w="90"/>
+            </w:tcMar>
+          </w:tcPr>
+          <w:p>
+            <w:pPr>
+              <w:spacing w:after="10" w:before="10"/>
+              <w:jc w:val="left"/>
+            </w:pPr>
+            <w:r>
+              <w:rPr>
+                <w:rFonts w:ascii="Cambria" w:cs="Cambria" w:eastAsia="Cambria" w:hAnsi="Cambria"/>
+                <w:b w:val="false"/>
+                <w:bCs w:val="false"/>
+                <w:sz w:val="19"/>
+                <w:szCs w:val="19"/>
+              </w:rPr>
+              <w:t xml:space="preserve">psoriasis</w:t>
+            </w:r>
+          </w:p>
+        </w:tc>
+        <w:tc>
+          <w:tcPr>
+            <w:tcW w:type="dxa" w:w="1800"/>
+            <w:tcMar>
+              <w:top w:type="dxa" w:w="50"/>
+              <w:left w:type="dxa" w:w="90"/>
+              <w:bottom w:type="dxa" w:w="50"/>
+              <w:right w:type="dxa" w:w="90"/>
+            </w:tcMar>
+          </w:tcPr>
+          <w:p>
+            <w:pPr>
+              <w:spacing w:after="10" w:before="10"/>
+              <w:jc w:val="center"/>
+            </w:pPr>
+            <w:r>
+              <w:rPr>
+                <w:rFonts w:ascii="Cambria" w:cs="Cambria" w:eastAsia="Cambria" w:hAnsi="Cambria"/>
+                <w:b w:val="false"/>
+                <w:bCs w:val="false"/>
+                <w:sz w:val="19"/>
+                <w:szCs w:val="19"/>
+              </w:rPr>
+              <w:t xml:space="preserve">169</w:t>
+            </w:r>
+          </w:p>
+        </w:tc>
+        <w:tc>
+          <w:tcPr>
+            <w:tcW w:type="dxa" w:w="1800"/>
+            <w:tcMar>
+              <w:top w:type="dxa" w:w="50"/>
+              <w:left w:type="dxa" w:w="90"/>
+              <w:bottom w:type="dxa" w:w="50"/>
+              <w:right w:type="dxa" w:w="90"/>
+            </w:tcMar>
+          </w:tcPr>
+          <w:p>
+            <w:pPr>
+              <w:spacing w:after="10" w:before="10"/>
+              <w:jc w:val="center"/>
+            </w:pPr>
+            <w:r>
+              <w:rPr>
+                <w:rFonts w:ascii="Cambria" w:cs="Cambria" w:eastAsia="Cambria" w:hAnsi="Cambria"/>
+                <w:b w:val="false"/>
+                <w:bCs w:val="false"/>
+                <w:sz w:val="19"/>
+                <w:szCs w:val="19"/>
+              </w:rPr>
+              <w:t xml:space="preserve">0.456</w:t>
+            </w:r>
+          </w:p>
+        </w:tc>
+        <w:tc>
+          <w:tcPr>
+            <w:tcW w:type="dxa" w:w="1800"/>
+            <w:tcMar>
+              <w:top w:type="dxa" w:w="50"/>
+              <w:left w:type="dxa" w:w="90"/>
+              <w:bottom w:type="dxa" w:w="50"/>
+              <w:right w:type="dxa" w:w="90"/>
+            </w:tcMar>
+          </w:tcPr>
+          <w:p>
+            <w:pPr>
+              <w:spacing w:after="10" w:before="10"/>
+              <w:jc w:val="center"/>
+            </w:pPr>
+            <w:r>
+              <w:rPr>
+                <w:rFonts w:ascii="Cambria" w:cs="Cambria" w:eastAsia="Cambria" w:hAnsi="Cambria"/>
+                <w:b w:val="false"/>
+                <w:bCs w:val="false"/>
+                <w:sz w:val="19"/>
+                <w:szCs w:val="19"/>
+              </w:rPr>
+              <w:t xml:space="preserve">0.527</w:t>
+            </w:r>
+          </w:p>
+        </w:tc>
+        <w:tc>
+          <w:tcPr>
+            <w:tcW w:type="dxa" w:w="1800"/>
+            <w:tcMar>
+              <w:top w:type="dxa" w:w="50"/>
+              <w:left w:type="dxa" w:w="90"/>
+              <w:bottom w:type="dxa" w:w="50"/>
+              <w:right w:type="dxa" w:w="90"/>
+            </w:tcMar>
+          </w:tcPr>
+          <w:p>
+            <w:pPr>
+              <w:spacing w:after="10" w:before="10"/>
+              <w:jc w:val="center"/>
+            </w:pPr>
+            <w:r>
+              <w:rPr>
+                <w:rFonts w:ascii="Cambria" w:cs="Cambria" w:eastAsia="Cambria" w:hAnsi="Cambria"/>
+                <w:b w:val="false"/>
+                <w:bCs w:val="false"/>
+                <w:sz w:val="19"/>
+                <w:szCs w:val="19"/>
+              </w:rPr>
+              <w:t xml:space="preserve">0.489</w:t>
+            </w:r>
+          </w:p>
+        </w:tc>
+      </w:tr>
+      <w:tr>
+        <w:trPr>
+          <w:tblHeader w:val="false"/>
+        </w:trPr>
+        <w:tc>
+          <w:tcPr>
+            <w:tcW w:type="dxa" w:w="1800"/>
+            <w:tcMar>
+              <w:top w:type="dxa" w:w="50"/>
+              <w:left w:type="dxa" w:w="90"/>
+              <w:bottom w:type="dxa" w:w="50"/>
+              <w:right w:type="dxa" w:w="90"/>
+            </w:tcMar>
+          </w:tcPr>
+          <w:p>
+            <w:pPr>
+              <w:spacing w:after="10" w:before="10"/>
+              <w:jc w:val="left"/>
+            </w:pPr>
+            <w:r>
+              <w:rPr>
+                <w:rFonts w:ascii="Cambria" w:cs="Cambria" w:eastAsia="Cambria" w:hAnsi="Cambria"/>
+                <w:b w:val="false"/>
+                <w:bCs w:val="false"/>
+                <w:sz w:val="19"/>
+                <w:szCs w:val="19"/>
+              </w:rPr>
+              <w:t xml:space="preserve">bacterial_infection</w:t>
+            </w:r>
+          </w:p>
+        </w:tc>
+        <w:tc>
+          <w:tcPr>
+            <w:tcW w:type="dxa" w:w="1800"/>
+            <w:tcMar>
+              <w:top w:type="dxa" w:w="50"/>
+              <w:left w:type="dxa" w:w="90"/>
+              <w:bottom w:type="dxa" w:w="50"/>
+              <w:right w:type="dxa" w:w="90"/>
+            </w:tcMar>
+          </w:tcPr>
+          <w:p>
+            <w:pPr>
+              <w:spacing w:after="10" w:before="10"/>
+              <w:jc w:val="center"/>
+            </w:pPr>
+            <w:r>
+              <w:rPr>
+                <w:rFonts w:ascii="Cambria" w:cs="Cambria" w:eastAsia="Cambria" w:hAnsi="Cambria"/>
+                <w:b w:val="false"/>
+                <w:bCs w:val="false"/>
+                <w:sz w:val="19"/>
+                <w:szCs w:val="19"/>
+              </w:rPr>
+              <w:t xml:space="preserve">156</w:t>
+            </w:r>
+          </w:p>
+        </w:tc>
+        <w:tc>
+          <w:tcPr>
+            <w:tcW w:type="dxa" w:w="1800"/>
+            <w:tcMar>
+              <w:top w:type="dxa" w:w="50"/>
+              <w:left w:type="dxa" w:w="90"/>
+              <w:bottom w:type="dxa" w:w="50"/>
+              <w:right w:type="dxa" w:w="90"/>
+            </w:tcMar>
+          </w:tcPr>
+          <w:p>
+            <w:pPr>
+              <w:spacing w:after="10" w:before="10"/>
+              <w:jc w:val="center"/>
+            </w:pPr>
+            <w:r>
+              <w:rPr>
+                <w:rFonts w:ascii="Cambria" w:cs="Cambria" w:eastAsia="Cambria" w:hAnsi="Cambria"/>
+                <w:b w:val="false"/>
+                <w:bCs w:val="false"/>
+                <w:sz w:val="19"/>
+                <w:szCs w:val="19"/>
+              </w:rPr>
+              <w:t xml:space="preserve">0.308</w:t>
+            </w:r>
+          </w:p>
+        </w:tc>
+        <w:tc>
+          <w:tcPr>
+            <w:tcW w:type="dxa" w:w="1800"/>
+            <w:tcMar>
+              <w:top w:type="dxa" w:w="50"/>
+              <w:left w:type="dxa" w:w="90"/>
+              <w:bottom w:type="dxa" w:w="50"/>
+              <w:right w:type="dxa" w:w="90"/>
+            </w:tcMar>
+          </w:tcPr>
+          <w:p>
+            <w:pPr>
+              <w:spacing w:after="10" w:before="10"/>
+              <w:jc w:val="center"/>
+            </w:pPr>
+            <w:r>
+              <w:rPr>
+                <w:rFonts w:ascii="Cambria" w:cs="Cambria" w:eastAsia="Cambria" w:hAnsi="Cambria"/>
+                <w:b w:val="false"/>
+                <w:bCs w:val="false"/>
+                <w:sz w:val="19"/>
+                <w:szCs w:val="19"/>
+              </w:rPr>
+              <w:t xml:space="preserve">0.302</w:t>
+            </w:r>
+          </w:p>
+        </w:tc>
+        <w:tc>
+          <w:tcPr>
+            <w:tcW w:type="dxa" w:w="1800"/>
+            <w:tcMar>
+              <w:top w:type="dxa" w:w="50"/>
+              <w:left w:type="dxa" w:w="90"/>
+              <w:bottom w:type="dxa" w:w="50"/>
+              <w:right w:type="dxa" w:w="90"/>
+            </w:tcMar>
+          </w:tcPr>
+          <w:p>
+            <w:pPr>
+              <w:spacing w:after="10" w:before="10"/>
+              <w:jc w:val="center"/>
+            </w:pPr>
+            <w:r>
+              <w:rPr>
+                <w:rFonts w:ascii="Cambria" w:cs="Cambria" w:eastAsia="Cambria" w:hAnsi="Cambria"/>
+                <w:b w:val="false"/>
+                <w:bCs w:val="false"/>
+                <w:sz w:val="19"/>
+                <w:szCs w:val="19"/>
+              </w:rPr>
+              <w:t xml:space="preserve">0.305</w:t>
+            </w:r>
+          </w:p>
+        </w:tc>
+      </w:tr>
+      <w:tr>
+        <w:trPr>
+          <w:tblHeader w:val="false"/>
+        </w:trPr>
+        <w:tc>
+          <w:tcPr>
+            <w:tcW w:type="dxa" w:w="1800"/>
+            <w:tcMar>
+              <w:top w:type="dxa" w:w="50"/>
+              <w:left w:type="dxa" w:w="90"/>
+              <w:bottom w:type="dxa" w:w="50"/>
+              <w:right w:type="dxa" w:w="90"/>
+            </w:tcMar>
+          </w:tcPr>
+          <w:p>
+            <w:pPr>
+              <w:spacing w:after="10" w:before="10"/>
+              <w:jc w:val="left"/>
+            </w:pPr>
+            <w:r>
+              <w:rPr>
+                <w:rFonts w:ascii="Cambria" w:cs="Cambria" w:eastAsia="Cambria" w:hAnsi="Cambria"/>
+                <w:b w:val="false"/>
+                <w:bCs w:val="false"/>
+                <w:sz w:val="19"/>
+                <w:szCs w:val="19"/>
+              </w:rPr>
+              <w:t xml:space="preserve">nv</w:t>
+            </w:r>
+          </w:p>
+        </w:tc>
+        <w:tc>
+          <w:tcPr>
+            <w:tcW w:type="dxa" w:w="1800"/>
+            <w:tcMar>
+              <w:top w:type="dxa" w:w="50"/>
+              <w:left w:type="dxa" w:w="90"/>
+              <w:bottom w:type="dxa" w:w="50"/>
+              <w:right w:type="dxa" w:w="90"/>
+            </w:tcMar>
+          </w:tcPr>
+          <w:p>
+            <w:pPr>
+              <w:spacing w:after="10" w:before="10"/>
+              <w:jc w:val="center"/>
+            </w:pPr>
+            <w:r>
+              <w:rPr>
+                <w:rFonts w:ascii="Cambria" w:cs="Cambria" w:eastAsia="Cambria" w:hAnsi="Cambria"/>
+                <w:b w:val="false"/>
+                <w:bCs w:val="false"/>
+                <w:sz w:val="19"/>
+                <w:szCs w:val="19"/>
+              </w:rPr>
+              <w:t xml:space="preserve">151</w:t>
+            </w:r>
+          </w:p>
+        </w:tc>
+        <w:tc>
+          <w:tcPr>
+            <w:tcW w:type="dxa" w:w="1800"/>
+            <w:tcMar>
+              <w:top w:type="dxa" w:w="50"/>
+              <w:left w:type="dxa" w:w="90"/>
+              <w:bottom w:type="dxa" w:w="50"/>
+              <w:right w:type="dxa" w:w="90"/>
+            </w:tcMar>
+          </w:tcPr>
+          <w:p>
+            <w:pPr>
+              <w:spacing w:after="10" w:before="10"/>
+              <w:jc w:val="center"/>
+            </w:pPr>
+            <w:r>
+              <w:rPr>
+                <w:rFonts w:ascii="Cambria" w:cs="Cambria" w:eastAsia="Cambria" w:hAnsi="Cambria"/>
+                <w:b w:val="false"/>
+                <w:bCs w:val="false"/>
+                <w:sz w:val="19"/>
+                <w:szCs w:val="19"/>
+              </w:rPr>
+              <w:t xml:space="preserve">0.868</w:t>
+            </w:r>
+          </w:p>
+        </w:tc>
+        <w:tc>
+          <w:tcPr>
+            <w:tcW w:type="dxa" w:w="1800"/>
+            <w:tcMar>
+              <w:top w:type="dxa" w:w="50"/>
+              <w:left w:type="dxa" w:w="90"/>
+              <w:bottom w:type="dxa" w:w="50"/>
+              <w:right w:type="dxa" w:w="90"/>
+            </w:tcMar>
+          </w:tcPr>
+          <w:p>
+            <w:pPr>
+              <w:spacing w:after="10" w:before="10"/>
+              <w:jc w:val="center"/>
+            </w:pPr>
+            <w:r>
+              <w:rPr>
+                <w:rFonts w:ascii="Cambria" w:cs="Cambria" w:eastAsia="Cambria" w:hAnsi="Cambria"/>
+                <w:b w:val="false"/>
+                <w:bCs w:val="false"/>
+                <w:sz w:val="19"/>
+                <w:szCs w:val="19"/>
+              </w:rPr>
+              <w:t xml:space="preserve">0.903</w:t>
+            </w:r>
+          </w:p>
+        </w:tc>
+        <w:tc>
+          <w:tcPr>
+            <w:tcW w:type="dxa" w:w="1800"/>
+            <w:tcMar>
+              <w:top w:type="dxa" w:w="50"/>
+              <w:left w:type="dxa" w:w="90"/>
+              <w:bottom w:type="dxa" w:w="50"/>
+              <w:right w:type="dxa" w:w="90"/>
+            </w:tcMar>
+          </w:tcPr>
+          <w:p>
+            <w:pPr>
+              <w:spacing w:after="10" w:before="10"/>
+              <w:jc w:val="center"/>
+            </w:pPr>
+            <w:r>
+              <w:rPr>
+                <w:rFonts w:ascii="Cambria" w:cs="Cambria" w:eastAsia="Cambria" w:hAnsi="Cambria"/>
+                <w:b w:val="false"/>
+                <w:bCs w:val="false"/>
+                <w:sz w:val="19"/>
+                <w:szCs w:val="19"/>
+              </w:rPr>
+              <w:t xml:space="preserve">0.885</w:t>
+            </w:r>
+          </w:p>
+        </w:tc>
+      </w:tr>
+      <w:tr>
+        <w:trPr>
+          <w:tblHeader w:val="false"/>
+        </w:trPr>
+        <w:tc>
+          <w:tcPr>
+            <w:tcW w:type="dxa" w:w="1800"/>
+            <w:tcMar>
+              <w:top w:type="dxa" w:w="50"/>
+              <w:left w:type="dxa" w:w="90"/>
+              <w:bottom w:type="dxa" w:w="50"/>
+              <w:right w:type="dxa" w:w="90"/>
+            </w:tcMar>
+          </w:tcPr>
+          <w:p>
+            <w:pPr>
+              <w:spacing w:after="10" w:before="10"/>
+              <w:jc w:val="left"/>
+            </w:pPr>
+            <w:r>
+              <w:rPr>
+                <w:rFonts w:ascii="Cambria" w:cs="Cambria" w:eastAsia="Cambria" w:hAnsi="Cambria"/>
+                <w:b w:val="false"/>
+                <w:bCs w:val="false"/>
+                <w:sz w:val="19"/>
+                <w:szCs w:val="19"/>
+              </w:rPr>
+              <w:t xml:space="preserve">acne</w:t>
+            </w:r>
+          </w:p>
+        </w:tc>
+        <w:tc>
+          <w:tcPr>
+            <w:tcW w:type="dxa" w:w="1800"/>
+            <w:tcMar>
+              <w:top w:type="dxa" w:w="50"/>
+              <w:left w:type="dxa" w:w="90"/>
+              <w:bottom w:type="dxa" w:w="50"/>
+              <w:right w:type="dxa" w:w="90"/>
+            </w:tcMar>
+          </w:tcPr>
+          <w:p>
+            <w:pPr>
+              <w:spacing w:after="10" w:before="10"/>
+              <w:jc w:val="center"/>
+            </w:pPr>
+            <w:r>
+              <w:rPr>
+                <w:rFonts w:ascii="Cambria" w:cs="Cambria" w:eastAsia="Cambria" w:hAnsi="Cambria"/>
+                <w:b w:val="false"/>
+                <w:bCs w:val="false"/>
+                <w:sz w:val="19"/>
+                <w:szCs w:val="19"/>
+              </w:rPr>
+              <w:t xml:space="preserve">148</w:t>
+            </w:r>
+          </w:p>
+        </w:tc>
+        <w:tc>
+          <w:tcPr>
+            <w:tcW w:type="dxa" w:w="1800"/>
+            <w:tcMar>
+              <w:top w:type="dxa" w:w="50"/>
+              <w:left w:type="dxa" w:w="90"/>
+              <w:bottom w:type="dxa" w:w="50"/>
+              <w:right w:type="dxa" w:w="90"/>
+            </w:tcMar>
+          </w:tcPr>
+          <w:p>
+            <w:pPr>
+              <w:spacing w:after="10" w:before="10"/>
+              <w:jc w:val="center"/>
+            </w:pPr>
+            <w:r>
+              <w:rPr>
+                <w:rFonts w:ascii="Cambria" w:cs="Cambria" w:eastAsia="Cambria" w:hAnsi="Cambria"/>
+                <w:b w:val="false"/>
+                <w:bCs w:val="false"/>
+                <w:sz w:val="19"/>
+                <w:szCs w:val="19"/>
+              </w:rPr>
+              <w:t xml:space="preserve">0.480</w:t>
+            </w:r>
+          </w:p>
+        </w:tc>
+        <w:tc>
+          <w:tcPr>
+            <w:tcW w:type="dxa" w:w="1800"/>
+            <w:tcMar>
+              <w:top w:type="dxa" w:w="50"/>
+              <w:left w:type="dxa" w:w="90"/>
+              <w:bottom w:type="dxa" w:w="50"/>
+              <w:right w:type="dxa" w:w="90"/>
+            </w:tcMar>
+          </w:tcPr>
+          <w:p>
+            <w:pPr>
+              <w:spacing w:after="10" w:before="10"/>
+              <w:jc w:val="center"/>
+            </w:pPr>
+            <w:r>
+              <w:rPr>
+                <w:rFonts w:ascii="Cambria" w:cs="Cambria" w:eastAsia="Cambria" w:hAnsi="Cambria"/>
+                <w:b w:val="false"/>
+                <w:bCs w:val="false"/>
+                <w:sz w:val="19"/>
+                <w:szCs w:val="19"/>
+              </w:rPr>
+              <w:t xml:space="preserve">0.807</w:t>
+            </w:r>
+          </w:p>
+        </w:tc>
+        <w:tc>
+          <w:tcPr>
+            <w:tcW w:type="dxa" w:w="1800"/>
+            <w:tcMar>
+              <w:top w:type="dxa" w:w="50"/>
+              <w:left w:type="dxa" w:w="90"/>
+              <w:bottom w:type="dxa" w:w="50"/>
+              <w:right w:type="dxa" w:w="90"/>
+            </w:tcMar>
+          </w:tcPr>
+          <w:p>
+            <w:pPr>
+              <w:spacing w:after="10" w:before="10"/>
+              <w:jc w:val="center"/>
+            </w:pPr>
+            <w:r>
+              <w:rPr>
+                <w:rFonts w:ascii="Cambria" w:cs="Cambria" w:eastAsia="Cambria" w:hAnsi="Cambria"/>
+                <w:b w:val="false"/>
+                <w:bCs w:val="false"/>
+                <w:sz w:val="19"/>
+                <w:szCs w:val="19"/>
+              </w:rPr>
+              <w:t xml:space="preserve">0.602</w:t>
+            </w:r>
+          </w:p>
+        </w:tc>
+      </w:tr>
+      <w:tr>
+        <w:trPr>
+          <w:tblHeader w:val="false"/>
+        </w:trPr>
+        <w:tc>
+          <w:tcPr>
+            <w:tcW w:type="dxa" w:w="1800"/>
+            <w:tcMar>
+              <w:top w:type="dxa" w:w="50"/>
+              <w:left w:type="dxa" w:w="90"/>
+              <w:bottom w:type="dxa" w:w="50"/>
+              <w:right w:type="dxa" w:w="90"/>
+            </w:tcMar>
+          </w:tcPr>
+          <w:p>
+            <w:pPr>
+              <w:spacing w:after="10" w:before="10"/>
+              <w:jc w:val="left"/>
+            </w:pPr>
+            <w:r>
+              <w:rPr>
+                <w:rFonts w:ascii="Cambria" w:cs="Cambria" w:eastAsia="Cambria" w:hAnsi="Cambria"/>
+                <w:b w:val="false"/>
+                <w:bCs w:val="false"/>
+                <w:sz w:val="19"/>
+                <w:szCs w:val="19"/>
+              </w:rPr>
+              <w:t xml:space="preserve">contact_dermatitis</w:t>
+            </w:r>
+          </w:p>
+        </w:tc>
+        <w:tc>
+          <w:tcPr>
+            <w:tcW w:type="dxa" w:w="1800"/>
+            <w:tcMar>
+              <w:top w:type="dxa" w:w="50"/>
+              <w:left w:type="dxa" w:w="90"/>
+              <w:bottom w:type="dxa" w:w="50"/>
+              <w:right w:type="dxa" w:w="90"/>
+            </w:tcMar>
+          </w:tcPr>
+          <w:p>
+            <w:pPr>
+              <w:spacing w:after="10" w:before="10"/>
+              <w:jc w:val="center"/>
+            </w:pPr>
+            <w:r>
+              <w:rPr>
+                <w:rFonts w:ascii="Cambria" w:cs="Cambria" w:eastAsia="Cambria" w:hAnsi="Cambria"/>
+                <w:b w:val="false"/>
+                <w:bCs w:val="false"/>
+                <w:sz w:val="19"/>
+                <w:szCs w:val="19"/>
+              </w:rPr>
+              <w:t xml:space="preserve">147</w:t>
+            </w:r>
+          </w:p>
+        </w:tc>
+        <w:tc>
+          <w:tcPr>
+            <w:tcW w:type="dxa" w:w="1800"/>
+            <w:tcMar>
+              <w:top w:type="dxa" w:w="50"/>
+              <w:left w:type="dxa" w:w="90"/>
+              <w:bottom w:type="dxa" w:w="50"/>
+              <w:right w:type="dxa" w:w="90"/>
+            </w:tcMar>
+          </w:tcPr>
+          <w:p>
+            <w:pPr>
+              <w:spacing w:after="10" w:before="10"/>
+              <w:jc w:val="center"/>
+            </w:pPr>
+            <w:r>
+              <w:rPr>
+                <w:rFonts w:ascii="Cambria" w:cs="Cambria" w:eastAsia="Cambria" w:hAnsi="Cambria"/>
+                <w:b w:val="false"/>
+                <w:bCs w:val="false"/>
+                <w:sz w:val="19"/>
+                <w:szCs w:val="19"/>
+              </w:rPr>
+              <w:t xml:space="preserve">0.395</w:t>
+            </w:r>
+          </w:p>
+        </w:tc>
+        <w:tc>
+          <w:tcPr>
+            <w:tcW w:type="dxa" w:w="1800"/>
+            <w:tcMar>
+              <w:top w:type="dxa" w:w="50"/>
+              <w:left w:type="dxa" w:w="90"/>
+              <w:bottom w:type="dxa" w:w="50"/>
+              <w:right w:type="dxa" w:w="90"/>
+            </w:tcMar>
+          </w:tcPr>
+          <w:p>
+            <w:pPr>
+              <w:spacing w:after="10" w:before="10"/>
+              <w:jc w:val="center"/>
+            </w:pPr>
+            <w:r>
+              <w:rPr>
+                <w:rFonts w:ascii="Cambria" w:cs="Cambria" w:eastAsia="Cambria" w:hAnsi="Cambria"/>
+                <w:b w:val="false"/>
+                <w:bCs w:val="false"/>
+                <w:sz w:val="19"/>
+                <w:szCs w:val="19"/>
+              </w:rPr>
+              <w:t xml:space="preserve">0.305</w:t>
+            </w:r>
+          </w:p>
+        </w:tc>
+        <w:tc>
+          <w:tcPr>
+            <w:tcW w:type="dxa" w:w="1800"/>
+            <w:tcMar>
+              <w:top w:type="dxa" w:w="50"/>
+              <w:left w:type="dxa" w:w="90"/>
+              <w:bottom w:type="dxa" w:w="50"/>
+              <w:right w:type="dxa" w:w="90"/>
+            </w:tcMar>
+          </w:tcPr>
+          <w:p>
+            <w:pPr>
+              <w:spacing w:after="10" w:before="10"/>
+              <w:jc w:val="center"/>
+            </w:pPr>
+            <w:r>
+              <w:rPr>
+                <w:rFonts w:ascii="Cambria" w:cs="Cambria" w:eastAsia="Cambria" w:hAnsi="Cambria"/>
+                <w:b w:val="false"/>
+                <w:bCs w:val="false"/>
+                <w:sz w:val="19"/>
+                <w:szCs w:val="19"/>
+              </w:rPr>
+              <w:t xml:space="preserve">0.344</w:t>
+            </w:r>
+          </w:p>
+        </w:tc>
+      </w:tr>
+      <w:tr>
+        <w:trPr>
+          <w:tblHeader w:val="false"/>
+        </w:trPr>
+        <w:tc>
+          <w:tcPr>
+            <w:tcW w:type="dxa" w:w="1800"/>
+            <w:tcMar>
+              <w:top w:type="dxa" w:w="50"/>
+              <w:left w:type="dxa" w:w="90"/>
+              <w:bottom w:type="dxa" w:w="50"/>
+              <w:right w:type="dxa" w:w="90"/>
+            </w:tcMar>
+          </w:tcPr>
+          <w:p>
+            <w:pPr>
+              <w:spacing w:after="10" w:before="10"/>
+              <w:jc w:val="left"/>
+            </w:pPr>
+            <w:r>
+              <w:rPr>
+                <w:rFonts w:ascii="Cambria" w:cs="Cambria" w:eastAsia="Cambria" w:hAnsi="Cambria"/>
+                <w:b w:val="false"/>
+                <w:bCs w:val="false"/>
+                <w:sz w:val="19"/>
+                <w:szCs w:val="19"/>
+              </w:rPr>
+              <w:t xml:space="preserve">urticaria</w:t>
+            </w:r>
+          </w:p>
+        </w:tc>
+        <w:tc>
+          <w:tcPr>
+            <w:tcW w:type="dxa" w:w="1800"/>
+            <w:tcMar>
+              <w:top w:type="dxa" w:w="50"/>
+              <w:left w:type="dxa" w:w="90"/>
+              <w:bottom w:type="dxa" w:w="50"/>
+              <w:right w:type="dxa" w:w="90"/>
+            </w:tcMar>
+          </w:tcPr>
+          <w:p>
+            <w:pPr>
+              <w:spacing w:after="10" w:before="10"/>
+              <w:jc w:val="center"/>
+            </w:pPr>
+            <w:r>
+              <w:rPr>
+                <w:rFonts w:ascii="Cambria" w:cs="Cambria" w:eastAsia="Cambria" w:hAnsi="Cambria"/>
+                <w:b w:val="false"/>
+                <w:bCs w:val="false"/>
+                <w:sz w:val="19"/>
+                <w:szCs w:val="19"/>
+              </w:rPr>
+              <w:t xml:space="preserve">129</w:t>
+            </w:r>
+          </w:p>
+        </w:tc>
+        <w:tc>
+          <w:tcPr>
+            <w:tcW w:type="dxa" w:w="1800"/>
+            <w:tcMar>
+              <w:top w:type="dxa" w:w="50"/>
+              <w:left w:type="dxa" w:w="90"/>
+              <w:bottom w:type="dxa" w:w="50"/>
+              <w:right w:type="dxa" w:w="90"/>
+            </w:tcMar>
+          </w:tcPr>
+          <w:p>
+            <w:pPr>
+              <w:spacing w:after="10" w:before="10"/>
+              <w:jc w:val="center"/>
+            </w:pPr>
+            <w:r>
+              <w:rPr>
+                <w:rFonts w:ascii="Cambria" w:cs="Cambria" w:eastAsia="Cambria" w:hAnsi="Cambria"/>
+                <w:b w:val="false"/>
+                <w:bCs w:val="false"/>
+                <w:sz w:val="19"/>
+                <w:szCs w:val="19"/>
+              </w:rPr>
+              <w:t xml:space="preserve">0.388</w:t>
+            </w:r>
+          </w:p>
+        </w:tc>
+        <w:tc>
+          <w:tcPr>
+            <w:tcW w:type="dxa" w:w="1800"/>
+            <w:tcMar>
+              <w:top w:type="dxa" w:w="50"/>
+              <w:left w:type="dxa" w:w="90"/>
+              <w:bottom w:type="dxa" w:w="50"/>
+              <w:right w:type="dxa" w:w="90"/>
+            </w:tcMar>
+          </w:tcPr>
+          <w:p>
+            <w:pPr>
+              <w:spacing w:after="10" w:before="10"/>
+              <w:jc w:val="center"/>
+            </w:pPr>
+            <w:r>
+              <w:rPr>
+                <w:rFonts w:ascii="Cambria" w:cs="Cambria" w:eastAsia="Cambria" w:hAnsi="Cambria"/>
+                <w:b w:val="false"/>
+                <w:bCs w:val="false"/>
+                <w:sz w:val="19"/>
+                <w:szCs w:val="19"/>
+              </w:rPr>
+              <w:t xml:space="preserve">0.549</w:t>
+            </w:r>
+          </w:p>
+        </w:tc>
+        <w:tc>
+          <w:tcPr>
+            <w:tcW w:type="dxa" w:w="1800"/>
+            <w:tcMar>
+              <w:top w:type="dxa" w:w="50"/>
+              <w:left w:type="dxa" w:w="90"/>
+              <w:bottom w:type="dxa" w:w="50"/>
+              <w:right w:type="dxa" w:w="90"/>
+            </w:tcMar>
+          </w:tcPr>
+          <w:p>
+            <w:pPr>
+              <w:spacing w:after="10" w:before="10"/>
+              <w:jc w:val="center"/>
+            </w:pPr>
+            <w:r>
+              <w:rPr>
+                <w:rFonts w:ascii="Cambria" w:cs="Cambria" w:eastAsia="Cambria" w:hAnsi="Cambria"/>
+                <w:b w:val="false"/>
+                <w:bCs w:val="false"/>
+                <w:sz w:val="19"/>
+                <w:szCs w:val="19"/>
+              </w:rPr>
+              <w:t xml:space="preserve">0.455</w:t>
+            </w:r>
+          </w:p>
+        </w:tc>
+      </w:tr>
+      <w:tr>
+        <w:trPr>
+          <w:tblHeader w:val="false"/>
+        </w:trPr>
+        <w:tc>
+          <w:tcPr>
+            <w:tcW w:type="dxa" w:w="1800"/>
+            <w:tcMar>
+              <w:top w:type="dxa" w:w="50"/>
+              <w:left w:type="dxa" w:w="90"/>
+              <w:bottom w:type="dxa" w:w="50"/>
+              <w:right w:type="dxa" w:w="90"/>
+            </w:tcMar>
+          </w:tcPr>
+          <w:p>
+            <w:pPr>
+              <w:spacing w:after="10" w:before="10"/>
+              <w:jc w:val="left"/>
+            </w:pPr>
+            <w:r>
+              <w:rPr>
+                <w:rFonts w:ascii="Cambria" w:cs="Cambria" w:eastAsia="Cambria" w:hAnsi="Cambria"/>
+                <w:b w:val="false"/>
+                <w:bCs w:val="false"/>
+                <w:sz w:val="19"/>
+                <w:szCs w:val="19"/>
+              </w:rPr>
+              <w:t xml:space="preserve">pemphigus</w:t>
+            </w:r>
+          </w:p>
+        </w:tc>
+        <w:tc>
+          <w:tcPr>
+            <w:tcW w:type="dxa" w:w="1800"/>
+            <w:tcMar>
+              <w:top w:type="dxa" w:w="50"/>
+              <w:left w:type="dxa" w:w="90"/>
+              <w:bottom w:type="dxa" w:w="50"/>
+              <w:right w:type="dxa" w:w="90"/>
+            </w:tcMar>
+          </w:tcPr>
+          <w:p>
+            <w:pPr>
+              <w:spacing w:after="10" w:before="10"/>
+              <w:jc w:val="center"/>
+            </w:pPr>
+            <w:r>
+              <w:rPr>
+                <w:rFonts w:ascii="Cambria" w:cs="Cambria" w:eastAsia="Cambria" w:hAnsi="Cambria"/>
+                <w:b w:val="false"/>
+                <w:bCs w:val="false"/>
+                <w:sz w:val="19"/>
+                <w:szCs w:val="19"/>
+              </w:rPr>
+              <w:t xml:space="preserve">97</w:t>
+            </w:r>
+          </w:p>
+        </w:tc>
+        <w:tc>
+          <w:tcPr>
+            <w:tcW w:type="dxa" w:w="1800"/>
+            <w:tcMar>
+              <w:top w:type="dxa" w:w="50"/>
+              <w:left w:type="dxa" w:w="90"/>
+              <w:bottom w:type="dxa" w:w="50"/>
+              <w:right w:type="dxa" w:w="90"/>
+            </w:tcMar>
+          </w:tcPr>
+          <w:p>
+            <w:pPr>
+              <w:spacing w:after="10" w:before="10"/>
+              <w:jc w:val="center"/>
+            </w:pPr>
+            <w:r>
+              <w:rPr>
+                <w:rFonts w:ascii="Cambria" w:cs="Cambria" w:eastAsia="Cambria" w:hAnsi="Cambria"/>
+                <w:b w:val="false"/>
+                <w:bCs w:val="false"/>
+                <w:sz w:val="19"/>
+                <w:szCs w:val="19"/>
+              </w:rPr>
+              <w:t xml:space="preserve">0.598</w:t>
+            </w:r>
+          </w:p>
+        </w:tc>
+        <w:tc>
+          <w:tcPr>
+            <w:tcW w:type="dxa" w:w="1800"/>
+            <w:tcMar>
+              <w:top w:type="dxa" w:w="50"/>
+              <w:left w:type="dxa" w:w="90"/>
+              <w:bottom w:type="dxa" w:w="50"/>
+              <w:right w:type="dxa" w:w="90"/>
+            </w:tcMar>
+          </w:tcPr>
+          <w:p>
+            <w:pPr>
+              <w:spacing w:after="10" w:before="10"/>
+              <w:jc w:val="center"/>
+            </w:pPr>
+            <w:r>
+              <w:rPr>
+                <w:rFonts w:ascii="Cambria" w:cs="Cambria" w:eastAsia="Cambria" w:hAnsi="Cambria"/>
+                <w:b w:val="false"/>
+                <w:bCs w:val="false"/>
+                <w:sz w:val="19"/>
+                <w:szCs w:val="19"/>
+              </w:rPr>
+              <w:t xml:space="preserve">0.707</w:t>
+            </w:r>
+          </w:p>
+        </w:tc>
+        <w:tc>
+          <w:tcPr>
+            <w:tcW w:type="dxa" w:w="1800"/>
+            <w:tcMar>
+              <w:top w:type="dxa" w:w="50"/>
+              <w:left w:type="dxa" w:w="90"/>
+              <w:bottom w:type="dxa" w:w="50"/>
+              <w:right w:type="dxa" w:w="90"/>
+            </w:tcMar>
+          </w:tcPr>
+          <w:p>
+            <w:pPr>
+              <w:spacing w:after="10" w:before="10"/>
+              <w:jc w:val="center"/>
+            </w:pPr>
+            <w:r>
+              <w:rPr>
+                <w:rFonts w:ascii="Cambria" w:cs="Cambria" w:eastAsia="Cambria" w:hAnsi="Cambria"/>
+                <w:b w:val="false"/>
+                <w:bCs w:val="false"/>
+                <w:sz w:val="19"/>
+                <w:szCs w:val="19"/>
+              </w:rPr>
+              <w:t xml:space="preserve">0.648</w:t>
+            </w:r>
+          </w:p>
+        </w:tc>
+      </w:tr>
+      <w:tr>
+        <w:trPr>
+          <w:tblHeader w:val="false"/>
+        </w:trPr>
+        <w:tc>
+          <w:tcPr>
+            <w:tcW w:type="dxa" w:w="1800"/>
+            <w:tcMar>
+              <w:top w:type="dxa" w:w="50"/>
+              <w:left w:type="dxa" w:w="90"/>
+              <w:bottom w:type="dxa" w:w="50"/>
+              <w:right w:type="dxa" w:w="90"/>
+            </w:tcMar>
+          </w:tcPr>
+          <w:p>
+            <w:pPr>
+              <w:spacing w:after="10" w:before="10"/>
+              <w:jc w:val="left"/>
+            </w:pPr>
+            <w:r>
+              <w:rPr>
+                <w:rFonts w:ascii="Cambria" w:cs="Cambria" w:eastAsia="Cambria" w:hAnsi="Cambria"/>
+                <w:b w:val="false"/>
+                <w:bCs w:val="false"/>
+                <w:sz w:val="19"/>
+                <w:szCs w:val="19"/>
+              </w:rPr>
+              <w:t xml:space="preserve">drug_eruption</w:t>
+            </w:r>
+          </w:p>
+        </w:tc>
+        <w:tc>
+          <w:tcPr>
+            <w:tcW w:type="dxa" w:w="1800"/>
+            <w:tcMar>
+              <w:top w:type="dxa" w:w="50"/>
+              <w:left w:type="dxa" w:w="90"/>
+              <w:bottom w:type="dxa" w:w="50"/>
+              <w:right w:type="dxa" w:w="90"/>
+            </w:tcMar>
+          </w:tcPr>
+          <w:p>
+            <w:pPr>
+              <w:spacing w:after="10" w:before="10"/>
+              <w:jc w:val="center"/>
+            </w:pPr>
+            <w:r>
+              <w:rPr>
+                <w:rFonts w:ascii="Cambria" w:cs="Cambria" w:eastAsia="Cambria" w:hAnsi="Cambria"/>
+                <w:b w:val="false"/>
+                <w:bCs w:val="false"/>
+                <w:sz w:val="19"/>
+                <w:szCs w:val="19"/>
+              </w:rPr>
+              <w:t xml:space="preserve">91</w:t>
+            </w:r>
+          </w:p>
+        </w:tc>
+        <w:tc>
+          <w:tcPr>
+            <w:tcW w:type="dxa" w:w="1800"/>
+            <w:tcMar>
+              <w:top w:type="dxa" w:w="50"/>
+              <w:left w:type="dxa" w:w="90"/>
+              <w:bottom w:type="dxa" w:w="50"/>
+              <w:right w:type="dxa" w:w="90"/>
+            </w:tcMar>
+          </w:tcPr>
+          <w:p>
+            <w:pPr>
+              <w:spacing w:after="10" w:before="10"/>
+              <w:jc w:val="center"/>
+            </w:pPr>
+            <w:r>
+              <w:rPr>
+                <w:rFonts w:ascii="Cambria" w:cs="Cambria" w:eastAsia="Cambria" w:hAnsi="Cambria"/>
+                <w:b w:val="false"/>
+                <w:bCs w:val="false"/>
+                <w:sz w:val="19"/>
+                <w:szCs w:val="19"/>
+              </w:rPr>
+              <w:t xml:space="preserve">0.560</w:t>
+            </w:r>
+          </w:p>
+        </w:tc>
+        <w:tc>
+          <w:tcPr>
+            <w:tcW w:type="dxa" w:w="1800"/>
+            <w:tcMar>
+              <w:top w:type="dxa" w:w="50"/>
+              <w:left w:type="dxa" w:w="90"/>
+              <w:bottom w:type="dxa" w:w="50"/>
+              <w:right w:type="dxa" w:w="90"/>
+            </w:tcMar>
+          </w:tcPr>
+          <w:p>
+            <w:pPr>
+              <w:spacing w:after="10" w:before="10"/>
+              <w:jc w:val="center"/>
+            </w:pPr>
+            <w:r>
+              <w:rPr>
+                <w:rFonts w:ascii="Cambria" w:cs="Cambria" w:eastAsia="Cambria" w:hAnsi="Cambria"/>
+                <w:b w:val="false"/>
+                <w:bCs w:val="false"/>
+                <w:sz w:val="19"/>
+                <w:szCs w:val="19"/>
+              </w:rPr>
+              <w:t xml:space="preserve">0.593</w:t>
+            </w:r>
+          </w:p>
+        </w:tc>
+        <w:tc>
+          <w:tcPr>
+            <w:tcW w:type="dxa" w:w="1800"/>
+            <w:tcMar>
+              <w:top w:type="dxa" w:w="50"/>
+              <w:left w:type="dxa" w:w="90"/>
+              <w:bottom w:type="dxa" w:w="50"/>
+              <w:right w:type="dxa" w:w="90"/>
+            </w:tcMar>
+          </w:tcPr>
+          <w:p>
+            <w:pPr>
+              <w:spacing w:after="10" w:before="10"/>
+              <w:jc w:val="center"/>
+            </w:pPr>
+            <w:r>
+              <w:rPr>
+                <w:rFonts w:ascii="Cambria" w:cs="Cambria" w:eastAsia="Cambria" w:hAnsi="Cambria"/>
+                <w:b w:val="false"/>
+                <w:bCs w:val="false"/>
+                <w:sz w:val="19"/>
+                <w:szCs w:val="19"/>
+              </w:rPr>
+              <w:t xml:space="preserve">0.576</w:t>
+            </w:r>
+          </w:p>
+        </w:tc>
+      </w:tr>
+      <w:tr>
+        <w:trPr>
+          <w:tblHeader w:val="false"/>
+        </w:trPr>
+        <w:tc>
+          <w:tcPr>
+            <w:tcW w:type="dxa" w:w="1800"/>
+            <w:tcMar>
+              <w:top w:type="dxa" w:w="50"/>
+              <w:left w:type="dxa" w:w="90"/>
+              <w:bottom w:type="dxa" w:w="50"/>
+              <w:right w:type="dxa" w:w="90"/>
+            </w:tcMar>
+          </w:tcPr>
+          <w:p>
+            <w:pPr>
+              <w:spacing w:after="10" w:before="10"/>
+              <w:jc w:val="left"/>
+            </w:pPr>
+            <w:r>
+              <w:rPr>
+                <w:rFonts w:ascii="Cambria" w:cs="Cambria" w:eastAsia="Cambria" w:hAnsi="Cambria"/>
+                <w:b w:val="false"/>
+                <w:bCs w:val="false"/>
+                <w:sz w:val="19"/>
+                <w:szCs w:val="19"/>
+              </w:rPr>
+              <w:t xml:space="preserve">mel</w:t>
+            </w:r>
+          </w:p>
+        </w:tc>
+        <w:tc>
+          <w:tcPr>
+            <w:tcW w:type="dxa" w:w="1800"/>
+            <w:tcMar>
+              <w:top w:type="dxa" w:w="50"/>
+              <w:left w:type="dxa" w:w="90"/>
+              <w:bottom w:type="dxa" w:w="50"/>
+              <w:right w:type="dxa" w:w="90"/>
+            </w:tcMar>
+          </w:tcPr>
+          <w:p>
+            <w:pPr>
+              <w:spacing w:after="10" w:before="10"/>
+              <w:jc w:val="center"/>
+            </w:pPr>
+            <w:r>
+              <w:rPr>
+                <w:rFonts w:ascii="Cambria" w:cs="Cambria" w:eastAsia="Cambria" w:hAnsi="Cambria"/>
+                <w:b w:val="false"/>
+                <w:bCs w:val="false"/>
+                <w:sz w:val="19"/>
+                <w:szCs w:val="19"/>
+              </w:rPr>
+              <w:t xml:space="preserve">76</w:t>
+            </w:r>
+          </w:p>
+        </w:tc>
+        <w:tc>
+          <w:tcPr>
+            <w:tcW w:type="dxa" w:w="1800"/>
+            <w:tcMar>
+              <w:top w:type="dxa" w:w="50"/>
+              <w:left w:type="dxa" w:w="90"/>
+              <w:bottom w:type="dxa" w:w="50"/>
+              <w:right w:type="dxa" w:w="90"/>
+            </w:tcMar>
+          </w:tcPr>
+          <w:p>
+            <w:pPr>
+              <w:spacing w:after="10" w:before="10"/>
+              <w:jc w:val="center"/>
+            </w:pPr>
+            <w:r>
+              <w:rPr>
+                <w:rFonts w:ascii="Cambria" w:cs="Cambria" w:eastAsia="Cambria" w:hAnsi="Cambria"/>
+                <w:b w:val="false"/>
+                <w:bCs w:val="false"/>
+                <w:sz w:val="19"/>
+                <w:szCs w:val="19"/>
+              </w:rPr>
+              <w:t xml:space="preserve">0.408</w:t>
+            </w:r>
+          </w:p>
+        </w:tc>
+        <w:tc>
+          <w:tcPr>
+            <w:tcW w:type="dxa" w:w="1800"/>
+            <w:tcMar>
+              <w:top w:type="dxa" w:w="50"/>
+              <w:left w:type="dxa" w:w="90"/>
+              <w:bottom w:type="dxa" w:w="50"/>
+              <w:right w:type="dxa" w:w="90"/>
+            </w:tcMar>
+          </w:tcPr>
+          <w:p>
+            <w:pPr>
+              <w:spacing w:after="10" w:before="10"/>
+              <w:jc w:val="center"/>
+            </w:pPr>
+            <w:r>
+              <w:rPr>
+                <w:rFonts w:ascii="Cambria" w:cs="Cambria" w:eastAsia="Cambria" w:hAnsi="Cambria"/>
+                <w:b w:val="false"/>
+                <w:bCs w:val="false"/>
+                <w:sz w:val="19"/>
+                <w:szCs w:val="19"/>
+              </w:rPr>
+              <w:t xml:space="preserve">0.705</w:t>
+            </w:r>
+          </w:p>
+        </w:tc>
+        <w:tc>
+          <w:tcPr>
+            <w:tcW w:type="dxa" w:w="1800"/>
+            <w:tcMar>
+              <w:top w:type="dxa" w:w="50"/>
+              <w:left w:type="dxa" w:w="90"/>
+              <w:bottom w:type="dxa" w:w="50"/>
+              <w:right w:type="dxa" w:w="90"/>
+            </w:tcMar>
+          </w:tcPr>
+          <w:p>
+            <w:pPr>
+              <w:spacing w:after="10" w:before="10"/>
+              <w:jc w:val="center"/>
+            </w:pPr>
+            <w:r>
+              <w:rPr>
+                <w:rFonts w:ascii="Cambria" w:cs="Cambria" w:eastAsia="Cambria" w:hAnsi="Cambria"/>
+                <w:b w:val="false"/>
+                <w:bCs w:val="false"/>
+                <w:sz w:val="19"/>
+                <w:szCs w:val="19"/>
+              </w:rPr>
+              <w:t xml:space="preserve">0.517</w:t>
+            </w:r>
+          </w:p>
+        </w:tc>
+      </w:tr>
+      <w:tr>
+        <w:trPr>
+          <w:tblHeader w:val="false"/>
+        </w:trPr>
+        <w:tc>
+          <w:tcPr>
+            <w:tcW w:type="dxa" w:w="1800"/>
+            <w:tcMar>
+              <w:top w:type="dxa" w:w="50"/>
+              <w:left w:type="dxa" w:w="90"/>
+              <w:bottom w:type="dxa" w:w="50"/>
+              <w:right w:type="dxa" w:w="90"/>
+            </w:tcMar>
+          </w:tcPr>
+          <w:p>
+            <w:pPr>
+              <w:spacing w:after="10" w:before="10"/>
+              <w:jc w:val="left"/>
+            </w:pPr>
+            <w:r>
+              <w:rPr>
+                <w:rFonts w:ascii="Cambria" w:cs="Cambria" w:eastAsia="Cambria" w:hAnsi="Cambria"/>
+                <w:b w:val="false"/>
+                <w:bCs w:val="false"/>
+                <w:sz w:val="19"/>
+                <w:szCs w:val="19"/>
+              </w:rPr>
+              <w:t xml:space="preserve">ak</w:t>
+            </w:r>
+          </w:p>
+        </w:tc>
+        <w:tc>
+          <w:tcPr>
+            <w:tcW w:type="dxa" w:w="1800"/>
+            <w:tcMar>
+              <w:top w:type="dxa" w:w="50"/>
+              <w:left w:type="dxa" w:w="90"/>
+              <w:bottom w:type="dxa" w:w="50"/>
+              <w:right w:type="dxa" w:w="90"/>
+            </w:tcMar>
+          </w:tcPr>
+          <w:p>
+            <w:pPr>
+              <w:spacing w:after="10" w:before="10"/>
+              <w:jc w:val="center"/>
+            </w:pPr>
+            <w:r>
+              <w:rPr>
+                <w:rFonts w:ascii="Cambria" w:cs="Cambria" w:eastAsia="Cambria" w:hAnsi="Cambria"/>
+                <w:b w:val="false"/>
+                <w:bCs w:val="false"/>
+                <w:sz w:val="19"/>
+                <w:szCs w:val="19"/>
+              </w:rPr>
+              <w:t xml:space="preserve">76</w:t>
+            </w:r>
+          </w:p>
+        </w:tc>
+        <w:tc>
+          <w:tcPr>
+            <w:tcW w:type="dxa" w:w="1800"/>
+            <w:tcMar>
+              <w:top w:type="dxa" w:w="50"/>
+              <w:left w:type="dxa" w:w="90"/>
+              <w:bottom w:type="dxa" w:w="50"/>
+              <w:right w:type="dxa" w:w="90"/>
+            </w:tcMar>
+          </w:tcPr>
+          <w:p>
+            <w:pPr>
+              <w:spacing w:after="10" w:before="10"/>
+              <w:jc w:val="center"/>
+            </w:pPr>
+            <w:r>
+              <w:rPr>
+                <w:rFonts w:ascii="Cambria" w:cs="Cambria" w:eastAsia="Cambria" w:hAnsi="Cambria"/>
+                <w:b w:val="false"/>
+                <w:bCs w:val="false"/>
+                <w:sz w:val="19"/>
+                <w:szCs w:val="19"/>
+              </w:rPr>
+              <w:t xml:space="preserve">0.579</w:t>
+            </w:r>
+          </w:p>
+        </w:tc>
+        <w:tc>
+          <w:tcPr>
+            <w:tcW w:type="dxa" w:w="1800"/>
+            <w:tcMar>
+              <w:top w:type="dxa" w:w="50"/>
+              <w:left w:type="dxa" w:w="90"/>
+              <w:bottom w:type="dxa" w:w="50"/>
+              <w:right w:type="dxa" w:w="90"/>
+            </w:tcMar>
+          </w:tcPr>
+          <w:p>
+            <w:pPr>
+              <w:spacing w:after="10" w:before="10"/>
+              <w:jc w:val="center"/>
+            </w:pPr>
+            <w:r>
+              <w:rPr>
+                <w:rFonts w:ascii="Cambria" w:cs="Cambria" w:eastAsia="Cambria" w:hAnsi="Cambria"/>
+                <w:b w:val="false"/>
+                <w:bCs w:val="false"/>
+                <w:sz w:val="19"/>
+                <w:szCs w:val="19"/>
+              </w:rPr>
+              <w:t xml:space="preserve">0.361</w:t>
+            </w:r>
+          </w:p>
+        </w:tc>
+        <w:tc>
+          <w:tcPr>
+            <w:tcW w:type="dxa" w:w="1800"/>
+            <w:tcMar>
+              <w:top w:type="dxa" w:w="50"/>
+              <w:left w:type="dxa" w:w="90"/>
+              <w:bottom w:type="dxa" w:w="50"/>
+              <w:right w:type="dxa" w:w="90"/>
+            </w:tcMar>
+          </w:tcPr>
+          <w:p>
+            <w:pPr>
+              <w:spacing w:after="10" w:before="10"/>
+              <w:jc w:val="center"/>
+            </w:pPr>
+            <w:r>
+              <w:rPr>
+                <w:rFonts w:ascii="Cambria" w:cs="Cambria" w:eastAsia="Cambria" w:hAnsi="Cambria"/>
+                <w:b w:val="false"/>
+                <w:bCs w:val="false"/>
+                <w:sz w:val="19"/>
+                <w:szCs w:val="19"/>
+              </w:rPr>
+              <w:t xml:space="preserve">0.444</w:t>
+            </w:r>
+          </w:p>
+        </w:tc>
+      </w:tr>
+      <w:tr>
+        <w:trPr>
+          <w:tblHeader w:val="false"/>
+        </w:trPr>
+        <w:tc>
+          <w:tcPr>
+            <w:tcW w:type="dxa" w:w="1800"/>
+            <w:tcMar>
+              <w:top w:type="dxa" w:w="50"/>
+              <w:left w:type="dxa" w:w="90"/>
+              <w:bottom w:type="dxa" w:w="50"/>
+              <w:right w:type="dxa" w:w="90"/>
+            </w:tcMar>
+          </w:tcPr>
+          <w:p>
+            <w:pPr>
+              <w:spacing w:after="10" w:before="10"/>
+              <w:jc w:val="left"/>
+            </w:pPr>
+            <w:r>
+              <w:rPr>
+                <w:rFonts w:ascii="Cambria" w:cs="Cambria" w:eastAsia="Cambria" w:hAnsi="Cambria"/>
+                <w:b w:val="false"/>
+                <w:bCs w:val="false"/>
+                <w:sz w:val="19"/>
+                <w:szCs w:val="19"/>
+              </w:rPr>
+              <w:t xml:space="preserve">bcc</w:t>
+            </w:r>
+          </w:p>
+        </w:tc>
+        <w:tc>
+          <w:tcPr>
+            <w:tcW w:type="dxa" w:w="1800"/>
+            <w:tcMar>
+              <w:top w:type="dxa" w:w="50"/>
+              <w:left w:type="dxa" w:w="90"/>
+              <w:bottom w:type="dxa" w:w="50"/>
+              <w:right w:type="dxa" w:w="90"/>
+            </w:tcMar>
+          </w:tcPr>
+          <w:p>
+            <w:pPr>
+              <w:spacing w:after="10" w:before="10"/>
+              <w:jc w:val="center"/>
+            </w:pPr>
+            <w:r>
+              <w:rPr>
+                <w:rFonts w:ascii="Cambria" w:cs="Cambria" w:eastAsia="Cambria" w:hAnsi="Cambria"/>
+                <w:b w:val="false"/>
+                <w:bCs w:val="false"/>
+                <w:sz w:val="19"/>
+                <w:szCs w:val="19"/>
+              </w:rPr>
+              <w:t xml:space="preserve">75</w:t>
+            </w:r>
+          </w:p>
+        </w:tc>
+        <w:tc>
+          <w:tcPr>
+            <w:tcW w:type="dxa" w:w="1800"/>
+            <w:tcMar>
+              <w:top w:type="dxa" w:w="50"/>
+              <w:left w:type="dxa" w:w="90"/>
+              <w:bottom w:type="dxa" w:w="50"/>
+              <w:right w:type="dxa" w:w="90"/>
+            </w:tcMar>
+          </w:tcPr>
+          <w:p>
+            <w:pPr>
+              <w:spacing w:after="10" w:before="10"/>
+              <w:jc w:val="center"/>
+            </w:pPr>
+            <w:r>
+              <w:rPr>
+                <w:rFonts w:ascii="Cambria" w:cs="Cambria" w:eastAsia="Cambria" w:hAnsi="Cambria"/>
+                <w:b w:val="false"/>
+                <w:bCs w:val="false"/>
+                <w:sz w:val="19"/>
+                <w:szCs w:val="19"/>
+              </w:rPr>
+              <w:t xml:space="preserve">0.413</w:t>
+            </w:r>
+          </w:p>
+        </w:tc>
+        <w:tc>
+          <w:tcPr>
+            <w:tcW w:type="dxa" w:w="1800"/>
+            <w:tcMar>
+              <w:top w:type="dxa" w:w="50"/>
+              <w:left w:type="dxa" w:w="90"/>
+              <w:bottom w:type="dxa" w:w="50"/>
+              <w:right w:type="dxa" w:w="90"/>
+            </w:tcMar>
+          </w:tcPr>
+          <w:p>
+            <w:pPr>
+              <w:spacing w:after="10" w:before="10"/>
+              <w:jc w:val="center"/>
+            </w:pPr>
+            <w:r>
+              <w:rPr>
+                <w:rFonts w:ascii="Cambria" w:cs="Cambria" w:eastAsia="Cambria" w:hAnsi="Cambria"/>
+                <w:b w:val="false"/>
+                <w:bCs w:val="false"/>
+                <w:sz w:val="19"/>
+                <w:szCs w:val="19"/>
+              </w:rPr>
+              <w:t xml:space="preserve">0.534</w:t>
+            </w:r>
+          </w:p>
+        </w:tc>
+        <w:tc>
+          <w:tcPr>
+            <w:tcW w:type="dxa" w:w="1800"/>
+            <w:tcMar>
+              <w:top w:type="dxa" w:w="50"/>
+              <w:left w:type="dxa" w:w="90"/>
+              <w:bottom w:type="dxa" w:w="50"/>
+              <w:right w:type="dxa" w:w="90"/>
+            </w:tcMar>
+          </w:tcPr>
+          <w:p>
+            <w:pPr>
+              <w:spacing w:after="10" w:before="10"/>
+              <w:jc w:val="center"/>
+            </w:pPr>
+            <w:r>
+              <w:rPr>
+                <w:rFonts w:ascii="Cambria" w:cs="Cambria" w:eastAsia="Cambria" w:hAnsi="Cambria"/>
+                <w:b w:val="false"/>
+                <w:bCs w:val="false"/>
+                <w:sz w:val="19"/>
+                <w:szCs w:val="19"/>
+              </w:rPr>
+              <w:t xml:space="preserve">0.466</w:t>
+            </w:r>
+          </w:p>
+        </w:tc>
+      </w:tr>
+      <w:tr>
+        <w:trPr>
+          <w:tblHeader w:val="false"/>
+        </w:trPr>
+        <w:tc>
+          <w:tcPr>
+            <w:tcW w:type="dxa" w:w="1800"/>
+            <w:tcMar>
+              <w:top w:type="dxa" w:w="50"/>
+              <w:left w:type="dxa" w:w="90"/>
+              <w:bottom w:type="dxa" w:w="50"/>
+              <w:right w:type="dxa" w:w="90"/>
+            </w:tcMar>
+          </w:tcPr>
+          <w:p>
+            <w:pPr>
+              <w:spacing w:after="10" w:before="10"/>
+              <w:jc w:val="left"/>
+            </w:pPr>
+            <w:r>
+              <w:rPr>
+                <w:rFonts w:ascii="Cambria" w:cs="Cambria" w:eastAsia="Cambria" w:hAnsi="Cambria"/>
+                <w:b w:val="false"/>
+                <w:bCs w:val="false"/>
+                <w:sz w:val="19"/>
+                <w:szCs w:val="19"/>
+              </w:rPr>
+              <w:t xml:space="preserve">scc</w:t>
+            </w:r>
+          </w:p>
+        </w:tc>
+        <w:tc>
+          <w:tcPr>
+            <w:tcW w:type="dxa" w:w="1800"/>
+            <w:tcMar>
+              <w:top w:type="dxa" w:w="50"/>
+              <w:left w:type="dxa" w:w="90"/>
+              <w:bottom w:type="dxa" w:w="50"/>
+              <w:right w:type="dxa" w:w="90"/>
+            </w:tcMar>
+          </w:tcPr>
+          <w:p>
+            <w:pPr>
+              <w:spacing w:after="10" w:before="10"/>
+              <w:jc w:val="center"/>
+            </w:pPr>
+            <w:r>
+              <w:rPr>
+                <w:rFonts w:ascii="Cambria" w:cs="Cambria" w:eastAsia="Cambria" w:hAnsi="Cambria"/>
+                <w:b w:val="false"/>
+                <w:bCs w:val="false"/>
+                <w:sz w:val="19"/>
+                <w:szCs w:val="19"/>
+              </w:rPr>
+              <w:t xml:space="preserve">75</w:t>
+            </w:r>
+          </w:p>
+        </w:tc>
+        <w:tc>
+          <w:tcPr>
+            <w:tcW w:type="dxa" w:w="1800"/>
+            <w:tcMar>
+              <w:top w:type="dxa" w:w="50"/>
+              <w:left w:type="dxa" w:w="90"/>
+              <w:bottom w:type="dxa" w:w="50"/>
+              <w:right w:type="dxa" w:w="90"/>
+            </w:tcMar>
+          </w:tcPr>
+          <w:p>
+            <w:pPr>
+              <w:spacing w:after="10" w:before="10"/>
+              <w:jc w:val="center"/>
+            </w:pPr>
+            <w:r>
+              <w:rPr>
+                <w:rFonts w:ascii="Cambria" w:cs="Cambria" w:eastAsia="Cambria" w:hAnsi="Cambria"/>
+                <w:b w:val="false"/>
+                <w:bCs w:val="false"/>
+                <w:sz w:val="19"/>
+                <w:szCs w:val="19"/>
+              </w:rPr>
+              <w:t xml:space="preserve">0.453</w:t>
+            </w:r>
+          </w:p>
+        </w:tc>
+        <w:tc>
+          <w:tcPr>
+            <w:tcW w:type="dxa" w:w="1800"/>
+            <w:tcMar>
+              <w:top w:type="dxa" w:w="50"/>
+              <w:left w:type="dxa" w:w="90"/>
+              <w:bottom w:type="dxa" w:w="50"/>
+              <w:right w:type="dxa" w:w="90"/>
+            </w:tcMar>
+          </w:tcPr>
+          <w:p>
+            <w:pPr>
+              <w:spacing w:after="10" w:before="10"/>
+              <w:jc w:val="center"/>
+            </w:pPr>
+            <w:r>
+              <w:rPr>
+                <w:rFonts w:ascii="Cambria" w:cs="Cambria" w:eastAsia="Cambria" w:hAnsi="Cambria"/>
+                <w:b w:val="false"/>
+                <w:bCs w:val="false"/>
+                <w:sz w:val="19"/>
+                <w:szCs w:val="19"/>
+              </w:rPr>
+              <w:t xml:space="preserve">0.459</w:t>
+            </w:r>
+          </w:p>
+        </w:tc>
+        <w:tc>
+          <w:tcPr>
+            <w:tcW w:type="dxa" w:w="1800"/>
+            <w:tcMar>
+              <w:top w:type="dxa" w:w="50"/>
+              <w:left w:type="dxa" w:w="90"/>
+              <w:bottom w:type="dxa" w:w="50"/>
+              <w:right w:type="dxa" w:w="90"/>
+            </w:tcMar>
+          </w:tcPr>
+          <w:p>
+            <w:pPr>
+              <w:spacing w:after="10" w:before="10"/>
+              <w:jc w:val="center"/>
+            </w:pPr>
+            <w:r>
+              <w:rPr>
+                <w:rFonts w:ascii="Cambria" w:cs="Cambria" w:eastAsia="Cambria" w:hAnsi="Cambria"/>
+                <w:b w:val="false"/>
+                <w:bCs w:val="false"/>
+                <w:sz w:val="19"/>
+                <w:szCs w:val="19"/>
+              </w:rPr>
+              <w:t xml:space="preserve">0.456</w:t>
+            </w:r>
+          </w:p>
+        </w:tc>
+      </w:tr>
+      <w:tr>
+        <w:trPr>
+          <w:tblHeader w:val="false"/>
+        </w:trPr>
+        <w:tc>
+          <w:tcPr>
+            <w:tcW w:type="dxa" w:w="1800"/>
+            <w:tcMar>
+              <w:top w:type="dxa" w:w="50"/>
+              <w:left w:type="dxa" w:w="90"/>
+              <w:bottom w:type="dxa" w:w="50"/>
+              <w:right w:type="dxa" w:w="90"/>
+            </w:tcMar>
+          </w:tcPr>
+          <w:p>
+            <w:pPr>
+              <w:spacing w:after="10" w:before="10"/>
+              <w:jc w:val="left"/>
+            </w:pPr>
+            <w:r>
+              <w:rPr>
+                <w:rFonts w:ascii="Cambria" w:cs="Cambria" w:eastAsia="Cambria" w:hAnsi="Cambria"/>
+                <w:b w:val="false"/>
+                <w:bCs w:val="false"/>
+                <w:sz w:val="19"/>
+                <w:szCs w:val="19"/>
+              </w:rPr>
+              <w:t xml:space="preserve">bkl</w:t>
+            </w:r>
+          </w:p>
+        </w:tc>
+        <w:tc>
+          <w:tcPr>
+            <w:tcW w:type="dxa" w:w="1800"/>
+            <w:tcMar>
+              <w:top w:type="dxa" w:w="50"/>
+              <w:left w:type="dxa" w:w="90"/>
+              <w:bottom w:type="dxa" w:w="50"/>
+              <w:right w:type="dxa" w:w="90"/>
+            </w:tcMar>
+          </w:tcPr>
+          <w:p>
+            <w:pPr>
+              <w:spacing w:after="10" w:before="10"/>
+              <w:jc w:val="center"/>
+            </w:pPr>
+            <w:r>
+              <w:rPr>
+                <w:rFonts w:ascii="Cambria" w:cs="Cambria" w:eastAsia="Cambria" w:hAnsi="Cambria"/>
+                <w:b w:val="false"/>
+                <w:bCs w:val="false"/>
+                <w:sz w:val="19"/>
+                <w:szCs w:val="19"/>
+              </w:rPr>
+              <w:t xml:space="preserve">74</w:t>
+            </w:r>
+          </w:p>
+        </w:tc>
+        <w:tc>
+          <w:tcPr>
+            <w:tcW w:type="dxa" w:w="1800"/>
+            <w:tcMar>
+              <w:top w:type="dxa" w:w="50"/>
+              <w:left w:type="dxa" w:w="90"/>
+              <w:bottom w:type="dxa" w:w="50"/>
+              <w:right w:type="dxa" w:w="90"/>
+            </w:tcMar>
+          </w:tcPr>
+          <w:p>
+            <w:pPr>
+              <w:spacing w:after="10" w:before="10"/>
+              <w:jc w:val="center"/>
+            </w:pPr>
+            <w:r>
+              <w:rPr>
+                <w:rFonts w:ascii="Cambria" w:cs="Cambria" w:eastAsia="Cambria" w:hAnsi="Cambria"/>
+                <w:b w:val="false"/>
+                <w:bCs w:val="false"/>
+                <w:sz w:val="19"/>
+                <w:szCs w:val="19"/>
+              </w:rPr>
+              <w:t xml:space="preserve">0.486</w:t>
+            </w:r>
+          </w:p>
+        </w:tc>
+        <w:tc>
+          <w:tcPr>
+            <w:tcW w:type="dxa" w:w="1800"/>
+            <w:tcMar>
+              <w:top w:type="dxa" w:w="50"/>
+              <w:left w:type="dxa" w:w="90"/>
+              <w:bottom w:type="dxa" w:w="50"/>
+              <w:right w:type="dxa" w:w="90"/>
+            </w:tcMar>
+          </w:tcPr>
+          <w:p>
+            <w:pPr>
+              <w:spacing w:after="10" w:before="10"/>
+              <w:jc w:val="center"/>
+            </w:pPr>
+            <w:r>
+              <w:rPr>
+                <w:rFonts w:ascii="Cambria" w:cs="Cambria" w:eastAsia="Cambria" w:hAnsi="Cambria"/>
+                <w:b w:val="false"/>
+                <w:bCs w:val="false"/>
+                <w:sz w:val="19"/>
+                <w:szCs w:val="19"/>
+              </w:rPr>
+              <w:t xml:space="preserve">0.424</w:t>
+            </w:r>
+          </w:p>
+        </w:tc>
+        <w:tc>
+          <w:tcPr>
+            <w:tcW w:type="dxa" w:w="1800"/>
+            <w:tcMar>
+              <w:top w:type="dxa" w:w="50"/>
+              <w:left w:type="dxa" w:w="90"/>
+              <w:bottom w:type="dxa" w:w="50"/>
+              <w:right w:type="dxa" w:w="90"/>
+            </w:tcMar>
+          </w:tcPr>
+          <w:p>
+            <w:pPr>
+              <w:spacing w:after="10" w:before="10"/>
+              <w:jc w:val="center"/>
+            </w:pPr>
+            <w:r>
+              <w:rPr>
+                <w:rFonts w:ascii="Cambria" w:cs="Cambria" w:eastAsia="Cambria" w:hAnsi="Cambria"/>
+                <w:b w:val="false"/>
+                <w:bCs w:val="false"/>
+                <w:sz w:val="19"/>
+                <w:szCs w:val="19"/>
+              </w:rPr>
+              <w:t xml:space="preserve">0.453</w:t>
+            </w:r>
+          </w:p>
+        </w:tc>
+      </w:tr>
+      <w:tr>
+        <w:trPr>
+          <w:tblHeader w:val="false"/>
+        </w:trPr>
+        <w:tc>
+          <w:tcPr>
+            <w:tcW w:type="dxa" w:w="1800"/>
+            <w:tcMar>
+              <w:top w:type="dxa" w:w="50"/>
+              <w:left w:type="dxa" w:w="90"/>
+              <w:bottom w:type="dxa" w:w="50"/>
+              <w:right w:type="dxa" w:w="90"/>
+            </w:tcMar>
+          </w:tcPr>
+          <w:p>
+            <w:pPr>
+              <w:spacing w:after="10" w:before="10"/>
+              <w:jc w:val="left"/>
+            </w:pPr>
+            <w:r>
+              <w:rPr>
+                <w:rFonts w:ascii="Cambria" w:cs="Cambria" w:eastAsia="Cambria" w:hAnsi="Cambria"/>
+                <w:b w:val="false"/>
+                <w:bCs w:val="false"/>
+                <w:sz w:val="19"/>
+                <w:szCs w:val="19"/>
+              </w:rPr>
+              <w:t xml:space="preserve">normal</w:t>
+            </w:r>
+          </w:p>
+        </w:tc>
+        <w:tc>
+          <w:tcPr>
+            <w:tcW w:type="dxa" w:w="1800"/>
+            <w:tcMar>
+              <w:top w:type="dxa" w:w="50"/>
+              <w:left w:type="dxa" w:w="90"/>
+              <w:bottom w:type="dxa" w:w="50"/>
+              <w:right w:type="dxa" w:w="90"/>
+            </w:tcMar>
+          </w:tcPr>
+          <w:p>
+            <w:pPr>
+              <w:spacing w:after="10" w:before="10"/>
+              <w:jc w:val="center"/>
+            </w:pPr>
+            <w:r>
+              <w:rPr>
+                <w:rFonts w:ascii="Cambria" w:cs="Cambria" w:eastAsia="Cambria" w:hAnsi="Cambria"/>
+                <w:b w:val="false"/>
+                <w:bCs w:val="false"/>
+                <w:sz w:val="19"/>
+                <w:szCs w:val="19"/>
+              </w:rPr>
+              <w:t xml:space="preserve">74</w:t>
+            </w:r>
+          </w:p>
+        </w:tc>
+        <w:tc>
+          <w:tcPr>
+            <w:tcW w:type="dxa" w:w="1800"/>
+            <w:tcMar>
+              <w:top w:type="dxa" w:w="50"/>
+              <w:left w:type="dxa" w:w="90"/>
+              <w:bottom w:type="dxa" w:w="50"/>
+              <w:right w:type="dxa" w:w="90"/>
+            </w:tcMar>
+          </w:tcPr>
+          <w:p>
+            <w:pPr>
+              <w:spacing w:after="10" w:before="10"/>
+              <w:jc w:val="center"/>
+            </w:pPr>
+            <w:r>
+              <w:rPr>
+                <w:rFonts w:ascii="Cambria" w:cs="Cambria" w:eastAsia="Cambria" w:hAnsi="Cambria"/>
+                <w:b w:val="false"/>
+                <w:bCs w:val="false"/>
+                <w:sz w:val="19"/>
+                <w:szCs w:val="19"/>
+              </w:rPr>
+              <w:t xml:space="preserve">0.919</w:t>
+            </w:r>
+          </w:p>
+        </w:tc>
+        <w:tc>
+          <w:tcPr>
+            <w:tcW w:type="dxa" w:w="1800"/>
+            <w:tcMar>
+              <w:top w:type="dxa" w:w="50"/>
+              <w:left w:type="dxa" w:w="90"/>
+              <w:bottom w:type="dxa" w:w="50"/>
+              <w:right w:type="dxa" w:w="90"/>
+            </w:tcMar>
+          </w:tcPr>
+          <w:p>
+            <w:pPr>
+              <w:spacing w:after="10" w:before="10"/>
+              <w:jc w:val="center"/>
+            </w:pPr>
+            <w:r>
+              <w:rPr>
+                <w:rFonts w:ascii="Cambria" w:cs="Cambria" w:eastAsia="Cambria" w:hAnsi="Cambria"/>
+                <w:b w:val="false"/>
+                <w:bCs w:val="false"/>
+                <w:sz w:val="19"/>
+                <w:szCs w:val="19"/>
+              </w:rPr>
+              <w:t xml:space="preserve">0.958</w:t>
+            </w:r>
+          </w:p>
+        </w:tc>
+        <w:tc>
+          <w:tcPr>
+            <w:tcW w:type="dxa" w:w="1800"/>
+            <w:tcMar>
+              <w:top w:type="dxa" w:w="50"/>
+              <w:left w:type="dxa" w:w="90"/>
+              <w:bottom w:type="dxa" w:w="50"/>
+              <w:right w:type="dxa" w:w="90"/>
+            </w:tcMar>
+          </w:tcPr>
+          <w:p>
+            <w:pPr>
+              <w:spacing w:after="10" w:before="10"/>
+              <w:jc w:val="center"/>
+            </w:pPr>
+            <w:r>
+              <w:rPr>
+                <w:rFonts w:ascii="Cambria" w:cs="Cambria" w:eastAsia="Cambria" w:hAnsi="Cambria"/>
+                <w:b w:val="false"/>
+                <w:bCs w:val="false"/>
+                <w:sz w:val="19"/>
+                <w:szCs w:val="19"/>
+              </w:rPr>
+              <w:t xml:space="preserve">0.938</w:t>
+            </w:r>
+          </w:p>
+        </w:tc>
+      </w:tr>
+      <w:tr>
+        <w:trPr>
+          <w:tblHeader w:val="false"/>
+        </w:trPr>
+        <w:tc>
+          <w:tcPr>
+            <w:tcW w:type="dxa" w:w="1800"/>
+            <w:tcMar>
+              <w:top w:type="dxa" w:w="50"/>
+              <w:left w:type="dxa" w:w="90"/>
+              <w:bottom w:type="dxa" w:w="50"/>
+              <w:right w:type="dxa" w:w="90"/>
+            </w:tcMar>
+          </w:tcPr>
+          <w:p>
+            <w:pPr>
+              <w:spacing w:after="10" w:before="10"/>
+              <w:jc w:val="left"/>
+            </w:pPr>
+            <w:r>
+              <w:rPr>
+                <w:rFonts w:ascii="Cambria" w:cs="Cambria" w:eastAsia="Cambria" w:hAnsi="Cambria"/>
+                <w:b w:val="false"/>
+                <w:bCs w:val="false"/>
+                <w:sz w:val="19"/>
+                <w:szCs w:val="19"/>
+              </w:rPr>
+              <w:t xml:space="preserve">scabies</w:t>
+            </w:r>
+          </w:p>
+        </w:tc>
+        <w:tc>
+          <w:tcPr>
+            <w:tcW w:type="dxa" w:w="1800"/>
+            <w:tcMar>
+              <w:top w:type="dxa" w:w="50"/>
+              <w:left w:type="dxa" w:w="90"/>
+              <w:bottom w:type="dxa" w:w="50"/>
+              <w:right w:type="dxa" w:w="90"/>
+            </w:tcMar>
+          </w:tcPr>
+          <w:p>
+            <w:pPr>
+              <w:spacing w:after="10" w:before="10"/>
+              <w:jc w:val="center"/>
+            </w:pPr>
+            <w:r>
+              <w:rPr>
+                <w:rFonts w:ascii="Cambria" w:cs="Cambria" w:eastAsia="Cambria" w:hAnsi="Cambria"/>
+                <w:b w:val="false"/>
+                <w:bCs w:val="false"/>
+                <w:sz w:val="19"/>
+                <w:szCs w:val="19"/>
+              </w:rPr>
+              <w:t xml:space="preserve">60</w:t>
+            </w:r>
+          </w:p>
+        </w:tc>
+        <w:tc>
+          <w:tcPr>
+            <w:tcW w:type="dxa" w:w="1800"/>
+            <w:tcMar>
+              <w:top w:type="dxa" w:w="50"/>
+              <w:left w:type="dxa" w:w="90"/>
+              <w:bottom w:type="dxa" w:w="50"/>
+              <w:right w:type="dxa" w:w="90"/>
+            </w:tcMar>
+          </w:tcPr>
+          <w:p>
+            <w:pPr>
+              <w:spacing w:after="10" w:before="10"/>
+              <w:jc w:val="center"/>
+            </w:pPr>
+            <w:r>
+              <w:rPr>
+                <w:rFonts w:ascii="Cambria" w:cs="Cambria" w:eastAsia="Cambria" w:hAnsi="Cambria"/>
+                <w:b w:val="false"/>
+                <w:bCs w:val="false"/>
+                <w:sz w:val="19"/>
+                <w:szCs w:val="19"/>
+              </w:rPr>
+              <w:t xml:space="preserve">0.483</w:t>
+            </w:r>
+          </w:p>
+        </w:tc>
+        <w:tc>
+          <w:tcPr>
+            <w:tcW w:type="dxa" w:w="1800"/>
+            <w:tcMar>
+              <w:top w:type="dxa" w:w="50"/>
+              <w:left w:type="dxa" w:w="90"/>
+              <w:bottom w:type="dxa" w:w="50"/>
+              <w:right w:type="dxa" w:w="90"/>
+            </w:tcMar>
+          </w:tcPr>
+          <w:p>
+            <w:pPr>
+              <w:spacing w:after="10" w:before="10"/>
+              <w:jc w:val="center"/>
+            </w:pPr>
+            <w:r>
+              <w:rPr>
+                <w:rFonts w:ascii="Cambria" w:cs="Cambria" w:eastAsia="Cambria" w:hAnsi="Cambria"/>
+                <w:b w:val="false"/>
+                <w:bCs w:val="false"/>
+                <w:sz w:val="19"/>
+                <w:szCs w:val="19"/>
+              </w:rPr>
+              <w:t xml:space="preserve">0.453</w:t>
+            </w:r>
+          </w:p>
+        </w:tc>
+        <w:tc>
+          <w:tcPr>
+            <w:tcW w:type="dxa" w:w="1800"/>
+            <w:tcMar>
+              <w:top w:type="dxa" w:w="50"/>
+              <w:left w:type="dxa" w:w="90"/>
+              <w:bottom w:type="dxa" w:w="50"/>
+              <w:right w:type="dxa" w:w="90"/>
+            </w:tcMar>
+          </w:tcPr>
+          <w:p>
+            <w:pPr>
+              <w:spacing w:after="10" w:before="10"/>
+              <w:jc w:val="center"/>
+            </w:pPr>
+            <w:r>
+              <w:rPr>
+                <w:rFonts w:ascii="Cambria" w:cs="Cambria" w:eastAsia="Cambria" w:hAnsi="Cambria"/>
+                <w:b w:val="false"/>
+                <w:bCs w:val="false"/>
+                <w:sz w:val="19"/>
+                <w:szCs w:val="19"/>
+              </w:rPr>
+              <w:t xml:space="preserve">0.468</w:t>
+            </w:r>
+          </w:p>
+        </w:tc>
+      </w:tr>
+      <w:tr>
+        <w:trPr>
+          <w:tblHeader w:val="false"/>
+        </w:trPr>
+        <w:tc>
+          <w:tcPr>
+            <w:tcW w:type="dxa" w:w="1800"/>
+            <w:tcMar>
+              <w:top w:type="dxa" w:w="50"/>
+              <w:left w:type="dxa" w:w="90"/>
+              <w:bottom w:type="dxa" w:w="50"/>
+              <w:right w:type="dxa" w:w="90"/>
+            </w:tcMar>
+          </w:tcPr>
+          <w:p>
+            <w:pPr>
+              <w:spacing w:after="10" w:before="10"/>
+              <w:jc w:val="left"/>
+            </w:pPr>
+            <w:r>
+              <w:rPr>
+                <w:rFonts w:ascii="Cambria" w:cs="Cambria" w:eastAsia="Cambria" w:hAnsi="Cambria"/>
+                <w:b w:val="false"/>
+                <w:bCs w:val="false"/>
+                <w:sz w:val="19"/>
+                <w:szCs w:val="19"/>
+              </w:rPr>
+              <w:t xml:space="preserve">vasc</w:t>
+            </w:r>
+          </w:p>
+        </w:tc>
+        <w:tc>
+          <w:tcPr>
+            <w:tcW w:type="dxa" w:w="1800"/>
+            <w:tcMar>
+              <w:top w:type="dxa" w:w="50"/>
+              <w:left w:type="dxa" w:w="90"/>
+              <w:bottom w:type="dxa" w:w="50"/>
+              <w:right w:type="dxa" w:w="90"/>
+            </w:tcMar>
+          </w:tcPr>
+          <w:p>
+            <w:pPr>
+              <w:spacing w:after="10" w:before="10"/>
+              <w:jc w:val="center"/>
+            </w:pPr>
+            <w:r>
+              <w:rPr>
+                <w:rFonts w:ascii="Cambria" w:cs="Cambria" w:eastAsia="Cambria" w:hAnsi="Cambria"/>
+                <w:b w:val="false"/>
+                <w:bCs w:val="false"/>
+                <w:sz w:val="19"/>
+                <w:szCs w:val="19"/>
+              </w:rPr>
+              <w:t xml:space="preserve">46</w:t>
+            </w:r>
+          </w:p>
+        </w:tc>
+        <w:tc>
+          <w:tcPr>
+            <w:tcW w:type="dxa" w:w="1800"/>
+            <w:tcMar>
+              <w:top w:type="dxa" w:w="50"/>
+              <w:left w:type="dxa" w:w="90"/>
+              <w:bottom w:type="dxa" w:w="50"/>
+              <w:right w:type="dxa" w:w="90"/>
+            </w:tcMar>
+          </w:tcPr>
+          <w:p>
+            <w:pPr>
+              <w:spacing w:after="10" w:before="10"/>
+              <w:jc w:val="center"/>
+            </w:pPr>
+            <w:r>
+              <w:rPr>
+                <w:rFonts w:ascii="Cambria" w:cs="Cambria" w:eastAsia="Cambria" w:hAnsi="Cambria"/>
+                <w:b w:val="false"/>
+                <w:bCs w:val="false"/>
+                <w:sz w:val="19"/>
+                <w:szCs w:val="19"/>
+              </w:rPr>
+              <w:t xml:space="preserve">0.522</w:t>
+            </w:r>
+          </w:p>
+        </w:tc>
+        <w:tc>
+          <w:tcPr>
+            <w:tcW w:type="dxa" w:w="1800"/>
+            <w:tcMar>
+              <w:top w:type="dxa" w:w="50"/>
+              <w:left w:type="dxa" w:w="90"/>
+              <w:bottom w:type="dxa" w:w="50"/>
+              <w:right w:type="dxa" w:w="90"/>
+            </w:tcMar>
+          </w:tcPr>
+          <w:p>
+            <w:pPr>
+              <w:spacing w:after="10" w:before="10"/>
+              <w:jc w:val="center"/>
+            </w:pPr>
+            <w:r>
+              <w:rPr>
+                <w:rFonts w:ascii="Cambria" w:cs="Cambria" w:eastAsia="Cambria" w:hAnsi="Cambria"/>
+                <w:b w:val="false"/>
+                <w:bCs w:val="false"/>
+                <w:sz w:val="19"/>
+                <w:szCs w:val="19"/>
+              </w:rPr>
+              <w:t xml:space="preserve">0.649</w:t>
+            </w:r>
+          </w:p>
+        </w:tc>
+        <w:tc>
+          <w:tcPr>
+            <w:tcW w:type="dxa" w:w="1800"/>
+            <w:tcMar>
+              <w:top w:type="dxa" w:w="50"/>
+              <w:left w:type="dxa" w:w="90"/>
+              <w:bottom w:type="dxa" w:w="50"/>
+              <w:right w:type="dxa" w:w="90"/>
+            </w:tcMar>
+          </w:tcPr>
+          <w:p>
+            <w:pPr>
+              <w:spacing w:after="10" w:before="10"/>
+              <w:jc w:val="center"/>
+            </w:pPr>
+            <w:r>
+              <w:rPr>
+                <w:rFonts w:ascii="Cambria" w:cs="Cambria" w:eastAsia="Cambria" w:hAnsi="Cambria"/>
+                <w:b w:val="false"/>
+                <w:bCs w:val="false"/>
+                <w:sz w:val="19"/>
+                <w:szCs w:val="19"/>
+              </w:rPr>
+              <w:t xml:space="preserve">0.578</w:t>
+            </w:r>
+          </w:p>
+        </w:tc>
+      </w:tr>
+      <w:tr>
+        <w:trPr>
+          <w:tblHeader w:val="false"/>
+        </w:trPr>
+        <w:tc>
+          <w:tcPr>
+            <w:tcW w:type="dxa" w:w="1800"/>
+            <w:tcMar>
+              <w:top w:type="dxa" w:w="50"/>
+              <w:left w:type="dxa" w:w="90"/>
+              <w:bottom w:type="dxa" w:w="50"/>
+              <w:right w:type="dxa" w:w="90"/>
+            </w:tcMar>
+          </w:tcPr>
+          <w:p>
+            <w:pPr>
+              <w:spacing w:after="10" w:before="10"/>
+              <w:jc w:val="left"/>
+            </w:pPr>
+            <w:r>
+              <w:rPr>
+                <w:rFonts w:ascii="Cambria" w:cs="Cambria" w:eastAsia="Cambria" w:hAnsi="Cambria"/>
+                <w:b w:val="false"/>
+                <w:bCs w:val="false"/>
+                <w:sz w:val="19"/>
+                <w:szCs w:val="19"/>
+              </w:rPr>
+              <w:t xml:space="preserve">df</w:t>
+            </w:r>
+          </w:p>
+        </w:tc>
+        <w:tc>
+          <w:tcPr>
+            <w:tcW w:type="dxa" w:w="1800"/>
+            <w:tcMar>
+              <w:top w:type="dxa" w:w="50"/>
+              <w:left w:type="dxa" w:w="90"/>
+              <w:bottom w:type="dxa" w:w="50"/>
+              <w:right w:type="dxa" w:w="90"/>
+            </w:tcMar>
+          </w:tcPr>
+          <w:p>
+            <w:pPr>
+              <w:spacing w:after="10" w:before="10"/>
+              <w:jc w:val="center"/>
+            </w:pPr>
+            <w:r>
+              <w:rPr>
+                <w:rFonts w:ascii="Cambria" w:cs="Cambria" w:eastAsia="Cambria" w:hAnsi="Cambria"/>
+                <w:b w:val="false"/>
+                <w:bCs w:val="false"/>
+                <w:sz w:val="19"/>
+                <w:szCs w:val="19"/>
+              </w:rPr>
+              <w:t xml:space="preserve">45</w:t>
+            </w:r>
+          </w:p>
+        </w:tc>
+        <w:tc>
+          <w:tcPr>
+            <w:tcW w:type="dxa" w:w="1800"/>
+            <w:tcMar>
+              <w:top w:type="dxa" w:w="50"/>
+              <w:left w:type="dxa" w:w="90"/>
+              <w:bottom w:type="dxa" w:w="50"/>
+              <w:right w:type="dxa" w:w="90"/>
+            </w:tcMar>
+          </w:tcPr>
+          <w:p>
+            <w:pPr>
+              <w:spacing w:after="10" w:before="10"/>
+              <w:jc w:val="center"/>
+            </w:pPr>
+            <w:r>
+              <w:rPr>
+                <w:rFonts w:ascii="Cambria" w:cs="Cambria" w:eastAsia="Cambria" w:hAnsi="Cambria"/>
+                <w:b w:val="false"/>
+                <w:bCs w:val="false"/>
+                <w:sz w:val="19"/>
+                <w:szCs w:val="19"/>
+              </w:rPr>
+              <w:t xml:space="preserve">0.711</w:t>
+            </w:r>
+          </w:p>
+        </w:tc>
+        <w:tc>
+          <w:tcPr>
+            <w:tcW w:type="dxa" w:w="1800"/>
+            <w:tcMar>
+              <w:top w:type="dxa" w:w="50"/>
+              <w:left w:type="dxa" w:w="90"/>
+              <w:bottom w:type="dxa" w:w="50"/>
+              <w:right w:type="dxa" w:w="90"/>
+            </w:tcMar>
+          </w:tcPr>
+          <w:p>
+            <w:pPr>
+              <w:spacing w:after="10" w:before="10"/>
+              <w:jc w:val="center"/>
+            </w:pPr>
+            <w:r>
+              <w:rPr>
+                <w:rFonts w:ascii="Cambria" w:cs="Cambria" w:eastAsia="Cambria" w:hAnsi="Cambria"/>
+                <w:b w:val="false"/>
+                <w:bCs w:val="false"/>
+                <w:sz w:val="19"/>
+                <w:szCs w:val="19"/>
+              </w:rPr>
+              <w:t xml:space="preserve">0.653</w:t>
+            </w:r>
+          </w:p>
+        </w:tc>
+        <w:tc>
+          <w:tcPr>
+            <w:tcW w:type="dxa" w:w="1800"/>
+            <w:tcMar>
+              <w:top w:type="dxa" w:w="50"/>
+              <w:left w:type="dxa" w:w="90"/>
+              <w:bottom w:type="dxa" w:w="50"/>
+              <w:right w:type="dxa" w:w="90"/>
+            </w:tcMar>
+          </w:tcPr>
+          <w:p>
+            <w:pPr>
+              <w:spacing w:after="10" w:before="10"/>
+              <w:jc w:val="center"/>
+            </w:pPr>
+            <w:r>
+              <w:rPr>
+                <w:rFonts w:ascii="Cambria" w:cs="Cambria" w:eastAsia="Cambria" w:hAnsi="Cambria"/>
+                <w:b w:val="false"/>
+                <w:bCs w:val="false"/>
+                <w:sz w:val="19"/>
+                <w:szCs w:val="19"/>
+              </w:rPr>
+              <w:t xml:space="preserve">0.681</w:t>
+            </w:r>
+          </w:p>
+        </w:tc>
+      </w:tr>
+      <w:tr>
+        <w:trPr>
+          <w:tblHeader w:val="false"/>
+        </w:trPr>
+        <w:tc>
+          <w:tcPr>
+            <w:tcW w:type="dxa" w:w="1800"/>
+            <w:tcMar>
+              <w:top w:type="dxa" w:w="50"/>
+              <w:left w:type="dxa" w:w="90"/>
+              <w:bottom w:type="dxa" w:w="50"/>
+              <w:right w:type="dxa" w:w="90"/>
+            </w:tcMar>
+          </w:tcPr>
+          <w:p>
+            <w:pPr>
+              <w:spacing w:after="10" w:before="10"/>
+              <w:jc w:val="left"/>
+            </w:pPr>
+            <w:r>
+              <w:rPr>
+                <w:rFonts w:ascii="Cambria" w:cs="Cambria" w:eastAsia="Cambria" w:hAnsi="Cambria"/>
+                <w:b w:val="false"/>
+                <w:bCs w:val="false"/>
+                <w:sz w:val="19"/>
+                <w:szCs w:val="19"/>
+              </w:rPr>
+              <w:t xml:space="preserve">alopecia</w:t>
+            </w:r>
+          </w:p>
+        </w:tc>
+        <w:tc>
+          <w:tcPr>
+            <w:tcW w:type="dxa" w:w="1800"/>
+            <w:tcMar>
+              <w:top w:type="dxa" w:w="50"/>
+              <w:left w:type="dxa" w:w="90"/>
+              <w:bottom w:type="dxa" w:w="50"/>
+              <w:right w:type="dxa" w:w="90"/>
+            </w:tcMar>
+          </w:tcPr>
+          <w:p>
+            <w:pPr>
+              <w:spacing w:after="10" w:before="10"/>
+              <w:jc w:val="center"/>
+            </w:pPr>
+            <w:r>
+              <w:rPr>
+                <w:rFonts w:ascii="Cambria" w:cs="Cambria" w:eastAsia="Cambria" w:hAnsi="Cambria"/>
+                <w:b w:val="false"/>
+                <w:bCs w:val="false"/>
+                <w:sz w:val="19"/>
+                <w:szCs w:val="19"/>
+              </w:rPr>
+              <w:t xml:space="preserve">36</w:t>
+            </w:r>
+          </w:p>
+        </w:tc>
+        <w:tc>
+          <w:tcPr>
+            <w:tcW w:type="dxa" w:w="1800"/>
+            <w:tcMar>
+              <w:top w:type="dxa" w:w="50"/>
+              <w:left w:type="dxa" w:w="90"/>
+              <w:bottom w:type="dxa" w:w="50"/>
+              <w:right w:type="dxa" w:w="90"/>
+            </w:tcMar>
+          </w:tcPr>
+          <w:p>
+            <w:pPr>
+              <w:spacing w:after="10" w:before="10"/>
+              <w:jc w:val="center"/>
+            </w:pPr>
+            <w:r>
+              <w:rPr>
+                <w:rFonts w:ascii="Cambria" w:cs="Cambria" w:eastAsia="Cambria" w:hAnsi="Cambria"/>
+                <w:b w:val="false"/>
+                <w:bCs w:val="false"/>
+                <w:sz w:val="19"/>
+                <w:szCs w:val="19"/>
+              </w:rPr>
+              <w:t xml:space="preserve">0.833</w:t>
+            </w:r>
+          </w:p>
+        </w:tc>
+        <w:tc>
+          <w:tcPr>
+            <w:tcW w:type="dxa" w:w="1800"/>
+            <w:tcMar>
+              <w:top w:type="dxa" w:w="50"/>
+              <w:left w:type="dxa" w:w="90"/>
+              <w:bottom w:type="dxa" w:w="50"/>
+              <w:right w:type="dxa" w:w="90"/>
+            </w:tcMar>
+          </w:tcPr>
+          <w:p>
+            <w:pPr>
+              <w:spacing w:after="10" w:before="10"/>
+              <w:jc w:val="center"/>
+            </w:pPr>
+            <w:r>
+              <w:rPr>
+                <w:rFonts w:ascii="Cambria" w:cs="Cambria" w:eastAsia="Cambria" w:hAnsi="Cambria"/>
+                <w:b w:val="false"/>
+                <w:bCs w:val="false"/>
+                <w:sz w:val="19"/>
+                <w:szCs w:val="19"/>
+              </w:rPr>
+              <w:t xml:space="preserve">0.698</w:t>
+            </w:r>
+          </w:p>
+        </w:tc>
+        <w:tc>
+          <w:tcPr>
+            <w:tcW w:type="dxa" w:w="1800"/>
+            <w:tcMar>
+              <w:top w:type="dxa" w:w="50"/>
+              <w:left w:type="dxa" w:w="90"/>
+              <w:bottom w:type="dxa" w:w="50"/>
+              <w:right w:type="dxa" w:w="90"/>
+            </w:tcMar>
+          </w:tcPr>
+          <w:p>
+            <w:pPr>
+              <w:spacing w:after="10" w:before="10"/>
+              <w:jc w:val="center"/>
+            </w:pPr>
+            <w:r>
+              <w:rPr>
+                <w:rFonts w:ascii="Cambria" w:cs="Cambria" w:eastAsia="Cambria" w:hAnsi="Cambria"/>
+                <w:b w:val="false"/>
+                <w:bCs w:val="false"/>
+                <w:sz w:val="19"/>
+                <w:szCs w:val="19"/>
+              </w:rPr>
+              <w:t xml:space="preserve">0.759</w:t>
+            </w:r>
+          </w:p>
+        </w:tc>
+      </w:tr>
+      <w:tr>
+        <w:trPr>
+          <w:tblHeader w:val="false"/>
+        </w:trPr>
+        <w:tc>
+          <w:tcPr>
+            <w:tcW w:type="dxa" w:w="1800"/>
+            <w:tcMar>
+              <w:top w:type="dxa" w:w="50"/>
+              <w:left w:type="dxa" w:w="90"/>
+              <w:bottom w:type="dxa" w:w="50"/>
+              <w:right w:type="dxa" w:w="90"/>
+            </w:tcMar>
+          </w:tcPr>
+          <w:p>
+            <w:pPr>
+              <w:spacing w:after="10" w:before="10"/>
+              <w:jc w:val="left"/>
+            </w:pPr>
+            <w:r>
+              <w:rPr>
+                <w:rFonts w:ascii="Cambria" w:cs="Cambria" w:eastAsia="Cambria" w:hAnsi="Cambria"/>
+                <w:b w:val="false"/>
+                <w:bCs w:val="false"/>
+                <w:sz w:val="19"/>
+                <w:szCs w:val="19"/>
+              </w:rPr>
+              <w:t xml:space="preserve">lichen_planus</w:t>
+            </w:r>
+          </w:p>
+        </w:tc>
+        <w:tc>
+          <w:tcPr>
+            <w:tcW w:type="dxa" w:w="1800"/>
+            <w:tcMar>
+              <w:top w:type="dxa" w:w="50"/>
+              <w:left w:type="dxa" w:w="90"/>
+              <w:bottom w:type="dxa" w:w="50"/>
+              <w:right w:type="dxa" w:w="90"/>
+            </w:tcMar>
+          </w:tcPr>
+          <w:p>
+            <w:pPr>
+              <w:spacing w:after="10" w:before="10"/>
+              <w:jc w:val="center"/>
+            </w:pPr>
+            <w:r>
+              <w:rPr>
+                <w:rFonts w:ascii="Cambria" w:cs="Cambria" w:eastAsia="Cambria" w:hAnsi="Cambria"/>
+                <w:b w:val="false"/>
+                <w:bCs w:val="false"/>
+                <w:sz w:val="19"/>
+                <w:szCs w:val="19"/>
+              </w:rPr>
+              <w:t xml:space="preserve">35</w:t>
+            </w:r>
+          </w:p>
+        </w:tc>
+        <w:tc>
+          <w:tcPr>
+            <w:tcW w:type="dxa" w:w="1800"/>
+            <w:tcMar>
+              <w:top w:type="dxa" w:w="50"/>
+              <w:left w:type="dxa" w:w="90"/>
+              <w:bottom w:type="dxa" w:w="50"/>
+              <w:right w:type="dxa" w:w="90"/>
+            </w:tcMar>
+          </w:tcPr>
+          <w:p>
+            <w:pPr>
+              <w:spacing w:after="10" w:before="10"/>
+              <w:jc w:val="center"/>
+            </w:pPr>
+            <w:r>
+              <w:rPr>
+                <w:rFonts w:ascii="Cambria" w:cs="Cambria" w:eastAsia="Cambria" w:hAnsi="Cambria"/>
+                <w:b w:val="false"/>
+                <w:bCs w:val="false"/>
+                <w:sz w:val="19"/>
+                <w:szCs w:val="19"/>
+              </w:rPr>
+              <w:t xml:space="preserve">0.571</w:t>
+            </w:r>
+          </w:p>
+        </w:tc>
+        <w:tc>
+          <w:tcPr>
+            <w:tcW w:type="dxa" w:w="1800"/>
+            <w:tcMar>
+              <w:top w:type="dxa" w:w="50"/>
+              <w:left w:type="dxa" w:w="90"/>
+              <w:bottom w:type="dxa" w:w="50"/>
+              <w:right w:type="dxa" w:w="90"/>
+            </w:tcMar>
+          </w:tcPr>
+          <w:p>
+            <w:pPr>
+              <w:spacing w:after="10" w:before="10"/>
+              <w:jc w:val="center"/>
+            </w:pPr>
+            <w:r>
+              <w:rPr>
+                <w:rFonts w:ascii="Cambria" w:cs="Cambria" w:eastAsia="Cambria" w:hAnsi="Cambria"/>
+                <w:b w:val="false"/>
+                <w:bCs w:val="false"/>
+                <w:sz w:val="19"/>
+                <w:szCs w:val="19"/>
+              </w:rPr>
+              <w:t xml:space="preserve">0.377</w:t>
+            </w:r>
+          </w:p>
+        </w:tc>
+        <w:tc>
+          <w:tcPr>
+            <w:tcW w:type="dxa" w:w="1800"/>
+            <w:tcMar>
+              <w:top w:type="dxa" w:w="50"/>
+              <w:left w:type="dxa" w:w="90"/>
+              <w:bottom w:type="dxa" w:w="50"/>
+              <w:right w:type="dxa" w:w="90"/>
+            </w:tcMar>
+          </w:tcPr>
+          <w:p>
+            <w:pPr>
+              <w:spacing w:after="10" w:before="10"/>
+              <w:jc w:val="center"/>
+            </w:pPr>
+            <w:r>
+              <w:rPr>
+                <w:rFonts w:ascii="Cambria" w:cs="Cambria" w:eastAsia="Cambria" w:hAnsi="Cambria"/>
+                <w:b w:val="false"/>
+                <w:bCs w:val="false"/>
+                <w:sz w:val="19"/>
+                <w:szCs w:val="19"/>
+              </w:rPr>
+              <w:t xml:space="preserve">0.455</w:t>
+            </w:r>
+          </w:p>
+        </w:tc>
+      </w:tr>
+      <w:tr>
+        <w:trPr>
+          <w:tblHeader w:val="false"/>
+        </w:trPr>
+        <w:tc>
+          <w:tcPr>
+            <w:tcW w:type="dxa" w:w="1800"/>
+            <w:tcMar>
+              <w:top w:type="dxa" w:w="50"/>
+              <w:left w:type="dxa" w:w="90"/>
+              <w:bottom w:type="dxa" w:w="50"/>
+              <w:right w:type="dxa" w:w="90"/>
+            </w:tcMar>
+          </w:tcPr>
+          <w:p>
+            <w:pPr>
+              <w:spacing w:after="10" w:before="10"/>
+              <w:jc w:val="left"/>
+            </w:pPr>
+            <w:r>
+              <w:rPr>
+                <w:rFonts w:ascii="Cambria" w:cs="Cambria" w:eastAsia="Cambria" w:hAnsi="Cambria"/>
+                <w:b w:val="false"/>
+                <w:bCs w:val="false"/>
+                <w:sz w:val="19"/>
+                <w:szCs w:val="19"/>
+              </w:rPr>
+              <w:t xml:space="preserve">rosacea</w:t>
+            </w:r>
+          </w:p>
+        </w:tc>
+        <w:tc>
+          <w:tcPr>
+            <w:tcW w:type="dxa" w:w="1800"/>
+            <w:tcMar>
+              <w:top w:type="dxa" w:w="50"/>
+              <w:left w:type="dxa" w:w="90"/>
+              <w:bottom w:type="dxa" w:w="50"/>
+              <w:right w:type="dxa" w:w="90"/>
+            </w:tcMar>
+          </w:tcPr>
+          <w:p>
+            <w:pPr>
+              <w:spacing w:after="10" w:before="10"/>
+              <w:jc w:val="center"/>
+            </w:pPr>
+            <w:r>
+              <w:rPr>
+                <w:rFonts w:ascii="Cambria" w:cs="Cambria" w:eastAsia="Cambria" w:hAnsi="Cambria"/>
+                <w:b w:val="false"/>
+                <w:bCs w:val="false"/>
+                <w:sz w:val="19"/>
+                <w:szCs w:val="19"/>
+              </w:rPr>
+              <w:t xml:space="preserve">27</w:t>
+            </w:r>
+          </w:p>
+        </w:tc>
+        <w:tc>
+          <w:tcPr>
+            <w:tcW w:type="dxa" w:w="1800"/>
+            <w:tcMar>
+              <w:top w:type="dxa" w:w="50"/>
+              <w:left w:type="dxa" w:w="90"/>
+              <w:bottom w:type="dxa" w:w="50"/>
+              <w:right w:type="dxa" w:w="90"/>
+            </w:tcMar>
+          </w:tcPr>
+          <w:p>
+            <w:pPr>
+              <w:spacing w:after="10" w:before="10"/>
+              <w:jc w:val="center"/>
+            </w:pPr>
+            <w:r>
+              <w:rPr>
+                <w:rFonts w:ascii="Cambria" w:cs="Cambria" w:eastAsia="Cambria" w:hAnsi="Cambria"/>
+                <w:b w:val="false"/>
+                <w:bCs w:val="false"/>
+                <w:sz w:val="19"/>
+                <w:szCs w:val="19"/>
+              </w:rPr>
+              <w:t xml:space="preserve">0.852</w:t>
+            </w:r>
+          </w:p>
+        </w:tc>
+        <w:tc>
+          <w:tcPr>
+            <w:tcW w:type="dxa" w:w="1800"/>
+            <w:tcMar>
+              <w:top w:type="dxa" w:w="50"/>
+              <w:left w:type="dxa" w:w="90"/>
+              <w:bottom w:type="dxa" w:w="50"/>
+              <w:right w:type="dxa" w:w="90"/>
+            </w:tcMar>
+          </w:tcPr>
+          <w:p>
+            <w:pPr>
+              <w:spacing w:after="10" w:before="10"/>
+              <w:jc w:val="center"/>
+            </w:pPr>
+            <w:r>
+              <w:rPr>
+                <w:rFonts w:ascii="Cambria" w:cs="Cambria" w:eastAsia="Cambria" w:hAnsi="Cambria"/>
+                <w:b w:val="false"/>
+                <w:bCs w:val="false"/>
+                <w:sz w:val="19"/>
+                <w:szCs w:val="19"/>
+              </w:rPr>
+              <w:t xml:space="preserve">0.232</w:t>
+            </w:r>
+          </w:p>
+        </w:tc>
+        <w:tc>
+          <w:tcPr>
+            <w:tcW w:type="dxa" w:w="1800"/>
+            <w:tcMar>
+              <w:top w:type="dxa" w:w="50"/>
+              <w:left w:type="dxa" w:w="90"/>
+              <w:bottom w:type="dxa" w:w="50"/>
+              <w:right w:type="dxa" w:w="90"/>
+            </w:tcMar>
+          </w:tcPr>
+          <w:p>
+            <w:pPr>
+              <w:spacing w:after="10" w:before="10"/>
+              <w:jc w:val="center"/>
+            </w:pPr>
+            <w:r>
+              <w:rPr>
+                <w:rFonts w:ascii="Cambria" w:cs="Cambria" w:eastAsia="Cambria" w:hAnsi="Cambria"/>
+                <w:b w:val="false"/>
+                <w:bCs w:val="false"/>
+                <w:sz w:val="19"/>
+                <w:szCs w:val="19"/>
+              </w:rPr>
+              <w:t xml:space="preserve">0.365</w:t>
+            </w:r>
+          </w:p>
+        </w:tc>
+      </w:tr>
+    </w:tbl>
+    <w:p>
+      <w:pPr>
+        <w:spacing w:after="180"/>
+      </w:pPr>
+    </w:p>
     <w:p>
       <w:pPr>
         <w:spacing w:after="130" w:before="60" w:line="300"/>
@@ -2416,12 +7500,10 @@
       <w:r>
         <w:rPr>
           <w:rFonts w:ascii="Cambria" w:cs="Cambria" w:eastAsia="Cambria" w:hAnsi="Cambria"/>
-          <w:i/>
-          <w:iCs/>
-          <w:sz w:val="22"/>
-          <w:szCs w:val="22"/>
-        </w:rPr>
-        <w:t xml:space="preserve">[Twenty-five condition model: per-class table pending computation]</w:t>
+          <w:sz w:val="22"/>
+          <w:szCs w:val="22"/>
+        </w:rPr>
+        <w:t xml:space="preserve">The macro-averaged F1 score on the independent test set was 0.573 (95% CI 0.552–0.591), against 0.527 (95% CI 0.510–0.543) for the conventional retraining approach; the confidence intervals do not overlap. Top-1 agreement was 0.730 and top-3 agreement 0.887, the latter being the basis of the sample size calculation above.</w:t>
       </w:r>
     </w:p>
     <w:p>
@@ -2435,7 +7517,25 @@
           <w:sz w:val="22"/>
           <w:szCs w:val="22"/>
         </w:rPr>
-        <w:t xml:space="preserve">The macro-averaged F1 score on the independent test set was 0.573 (95% CI 0.552–0.591), against 0.527 (95% CI 0.510–0.543) for the conventional retraining approach; the confidence intervals do not overlap. Top-1 agreement was 0.730 and top-3 agreement 0.887, the latter being the basis of the sample size calculation above.</w:t>
+        <w:t xml:space="preserve">Attention is drawn to an important limitation evident in Table 2. Performance is good for the common inflammatory and infectious conditions — viral infection 0.879, vitiligo 0.766, tinea 0.692 — but is substantially weaker for the malignant categories, with sensitivities of 0.408 for melanoma, 0.413 for basal cell carcinoma and 0.453 for squamous cell carcinoma. </w:t>
+      </w:r>
+      <w:r>
+        <w:rPr>
+          <w:rFonts w:ascii="Cambria" w:cs="Cambria" w:eastAsia="Cambria" w:hAnsi="Cambria"/>
+          <w:b/>
+          <w:bCs/>
+          <w:sz w:val="22"/>
+          <w:szCs w:val="22"/>
+        </w:rPr>
+        <w:t xml:space="preserve">The twenty-five-condition model is therefore not, by itself, an adequate instrument for the detection of malignancy, and it is not proposed as one.</w:t>
+      </w:r>
+      <w:r>
+        <w:rPr>
+          <w:rFonts w:ascii="Cambria" w:cs="Cambria" w:eastAsia="Cambria" w:hAnsi="Cambria"/>
+          <w:sz w:val="22"/>
+          <w:szCs w:val="22"/>
+        </w:rPr>
+        <w:t xml:space="preserve"> Detection of malignancy in this system is performed by a separate dedicated model, the performance of which is reported in the following section, and any lesion which that model or the treating clinician regards as suspicious proceeds to specialist assessment and biopsy in the ordinary way. This separation of function is a deliberate design decision and is one of the points the proposed prospective study is intended to examine.</w:t>
       </w:r>
     </w:p>
     <w:p>
